--- a/Relatorio_Final_PIBITI_2025-2026.docx
+++ b/Relatorio_Final_PIBITI_2025-2026.docx
@@ -1,6 +1,6 @@
 
 <file path=word/document.xml><?xml version="1.0" encoding="utf-8"?>
-<w:document xmlns:wpc="http://schemas.microsoft.com/office/word/2010/wordprocessingCanvas" xmlns:cx="http://schemas.microsoft.com/office/drawing/2014/chartex" xmlns:cx1="http://schemas.microsoft.com/office/drawing/2015/9/8/chartex" xmlns:cx2="http://schemas.microsoft.com/office/drawing/2015/10/21/chartex" xmlns:cx3="http://schemas.microsoft.com/office/drawing/2016/5/9/chartex" xmlns:cx4="http://schemas.microsoft.com/office/drawing/2016/5/10/chartex" xmlns:cx5="http://schemas.microsoft.com/office/drawing/2016/5/11/chartex" xmlns:cx6="http://schemas.microsoft.com/office/drawing/2016/5/12/chartex" xmlns:cx7="http://schemas.microsoft.com/office/drawing/2016/5/13/chartex" xmlns:cx8="http://schemas.microsoft.com/office/drawing/2016/5/14/chartex" xmlns:mc="http://schemas.openxmlformats.org/markup-compatibility/2006" xmlns:aink="http://schemas.microsoft.com/office/drawing/2016/ink" xmlns:am3d="http://schemas.microsoft.com/office/drawing/2017/model3d" xmlns:o="urn:schemas-microsoft-com:office:office" xmlns:oel="http://schemas.microsoft.com/office/2019/extlst" xmlns:r="http://schemas.openxmlformats.org/officeDocument/2006/relationships" xmlns:m="http://schemas.openxmlformats.org/officeDocument/2006/math" xmlns:v="urn:schemas-microsoft-com:vml" xmlns:wp14="http://schemas.microsoft.com/office/word/2010/wordprocessingDrawing" xmlns:wp="http://schemas.openxmlformats.org/drawingml/2006/wordprocessingDrawing" xmlns:w10="urn:schemas-microsoft-com:office:word" xmlns:w="http://schemas.openxmlformats.org/wordprocessingml/2006/main" xmlns:w14="http://schemas.microsoft.com/office/word/2010/wordml" xmlns:w15="http://schemas.microsoft.com/office/word/2012/wordml" xmlns:w16cex="http://schemas.microsoft.com/office/word/2018/wordml/cex" xmlns:w16cid="http://schemas.microsoft.com/office/word/2016/wordml/cid" xmlns:w16="http://schemas.microsoft.com/office/word/2018/wordml" xmlns:w16du="http://schemas.microsoft.com/office/word/2023/wordml/word16du" xmlns:w16sdtdh="http://schemas.microsoft.com/office/word/2020/wordml/sdtdatahash" xmlns:w16sdtfl="http://schemas.microsoft.com/office/word/2024/wordml/sdtformatlock" xmlns:w16se="http://schemas.microsoft.com/office/word/2015/wordml/symex" xmlns:wpg="http://schemas.microsoft.com/office/word/2010/wordprocessingGroup" xmlns:wpi="http://schemas.microsoft.com/office/word/2010/wordprocessingInk" xmlns:wne="http://schemas.microsoft.com/office/word/2006/wordml" xmlns:wps="http://schemas.microsoft.com/office/word/2010/wordprocessingShape" mc:Ignorable="w14 w15 w16se w16cid w16 w16cex w16sdtdh w16sdtfl w16du wp14">
+<w:document xmlns:wpc="http://schemas.microsoft.com/office/word/2010/wordprocessingCanvas" xmlns:cx="http://schemas.microsoft.com/office/drawing/2014/chartex" xmlns:cx1="http://schemas.microsoft.com/office/drawing/2015/9/8/chartex" xmlns:cx2="http://schemas.microsoft.com/office/drawing/2015/10/21/chartex" xmlns:cx3="http://schemas.microsoft.com/office/drawing/2016/5/9/chartex" xmlns:cx4="http://schemas.microsoft.com/office/drawing/2016/5/10/chartex" xmlns:cx5="http://schemas.microsoft.com/office/drawing/2016/5/11/chartex" xmlns:cx6="http://schemas.microsoft.com/office/drawing/2016/5/12/chartex" xmlns:cx7="http://schemas.microsoft.com/office/drawing/2016/5/13/chartex" xmlns:cx8="http://schemas.microsoft.com/office/drawing/2016/5/14/chartex" xmlns:mc="http://schemas.openxmlformats.org/markup-compatibility/2006" xmlns:aink="http://schemas.microsoft.com/office/drawing/2016/ink" xmlns:am3d="http://schemas.microsoft.com/office/drawing/2017/model3d" xmlns:o="urn:schemas-microsoft-com:office:office" xmlns:oel="http://schemas.microsoft.com/office/2019/extlst" xmlns:r="http://schemas.openxmlformats.org/officeDocument/2006/relationships" xmlns:m="http://schemas.openxmlformats.org/officeDocument/2006/math" xmlns:v="urn:schemas-microsoft-com:vml" xmlns:wp14="http://schemas.microsoft.com/office/word/2010/wordprocessingDrawing" xmlns:wp="http://schemas.openxmlformats.org/drawingml/2006/wordprocessingDrawing" xmlns:w10="urn:schemas-microsoft-com:office:word" xmlns:w="http://schemas.openxmlformats.org/wordprocessingml/2006/main" xmlns:w14="http://schemas.microsoft.com/office/word/2010/wordml" xmlns:w15="http://schemas.microsoft.com/office/word/2012/wordml" xmlns:w16cei="http://schemas.microsoft.com/office/word/2026/wordml/cei" xmlns:w16cex="http://schemas.microsoft.com/office/word/2018/wordml/cex" xmlns:w16cid="http://schemas.microsoft.com/office/word/2016/wordml/cid" xmlns:w16="http://schemas.microsoft.com/office/word/2018/wordml" xmlns:w16du="http://schemas.microsoft.com/office/word/2023/wordml/word16du" xmlns:w16sdtdh="http://schemas.microsoft.com/office/word/2020/wordml/sdtdatahash" xmlns:w16sdtfl="http://schemas.microsoft.com/office/word/2024/wordml/sdtformatlock" xmlns:w16se="http://schemas.microsoft.com/office/word/2015/wordml/symex" xmlns:wpg="http://schemas.microsoft.com/office/word/2010/wordprocessingGroup" xmlns:wpi="http://schemas.microsoft.com/office/word/2010/wordprocessingInk" xmlns:wne="http://schemas.microsoft.com/office/word/2006/wordml" xmlns:wps="http://schemas.microsoft.com/office/word/2010/wordprocessingShape" mc:Ignorable="w14 w15 w16se w16cid w16 w16cex w16sdtdh w16sdtfl w16du wp14">
   <w:body>
     <w:p>
       <w:pPr>
@@ -867,7 +867,7 @@
           <w:r>
             <w:fldChar w:fldCharType="separate"/>
           </w:r>
-          <w:hyperlink w:anchor="_Toc236073429" w:history="1">
+          <w:hyperlink w:anchor="_Toc236126951" w:history="1">
             <w:r>
               <w:rPr>
                 <w:rStyle w:val="Hyperlink"/>
@@ -908,7 +908,7 @@
               <w:rPr>
                 <w:webHidden/>
               </w:rPr>
-              <w:instrText xml:space="preserve"> PAGEREF _Toc236073429 \h </w:instrText>
+              <w:instrText xml:space="preserve"> PAGEREF _Toc236126951 \h </w:instrText>
             </w:r>
             <w:r>
               <w:rPr>
@@ -947,7 +947,7 @@
               <w14:ligatures w14:val="standardContextual"/>
             </w:rPr>
           </w:pPr>
-          <w:hyperlink w:anchor="_Toc236073430" w:history="1">
+          <w:hyperlink w:anchor="_Toc236126952" w:history="1">
             <w:r>
               <w:rPr>
                 <w:rStyle w:val="Hyperlink"/>
@@ -989,7 +989,7 @@
               <w:rPr>
                 <w:webHidden/>
               </w:rPr>
-              <w:instrText xml:space="preserve"> PAGEREF _Toc236073430 \h </w:instrText>
+              <w:instrText xml:space="preserve"> PAGEREF _Toc236126952 \h </w:instrText>
             </w:r>
             <w:r>
               <w:rPr>
@@ -1028,7 +1028,7 @@
               <w14:ligatures w14:val="standardContextual"/>
             </w:rPr>
           </w:pPr>
-          <w:hyperlink w:anchor="_Toc236073431" w:history="1">
+          <w:hyperlink w:anchor="_Toc236126953" w:history="1">
             <w:r>
               <w:rPr>
                 <w:rStyle w:val="Hyperlink"/>
@@ -1070,7 +1070,7 @@
               <w:rPr>
                 <w:webHidden/>
               </w:rPr>
-              <w:instrText xml:space="preserve"> PAGEREF _Toc236073431 \h </w:instrText>
+              <w:instrText xml:space="preserve"> PAGEREF _Toc236126953 \h </w:instrText>
             </w:r>
             <w:r>
               <w:rPr>
@@ -1109,7 +1109,7 @@
               <w14:ligatures w14:val="standardContextual"/>
             </w:rPr>
           </w:pPr>
-          <w:hyperlink w:anchor="_Toc236073432" w:history="1">
+          <w:hyperlink w:anchor="_Toc236126954" w:history="1">
             <w:r>
               <w:rPr>
                 <w:rStyle w:val="Hyperlink"/>
@@ -1151,7 +1151,7 @@
               <w:rPr>
                 <w:webHidden/>
               </w:rPr>
-              <w:instrText xml:space="preserve"> PAGEREF _Toc236073432 \h </w:instrText>
+              <w:instrText xml:space="preserve"> PAGEREF _Toc236126954 \h </w:instrText>
             </w:r>
             <w:r>
               <w:rPr>
@@ -1190,7 +1190,7 @@
               <w14:ligatures w14:val="standardContextual"/>
             </w:rPr>
           </w:pPr>
-          <w:hyperlink w:anchor="_Toc236073433" w:history="1">
+          <w:hyperlink w:anchor="_Toc236126955" w:history="1">
             <w:r>
               <w:rPr>
                 <w:rStyle w:val="Hyperlink"/>
@@ -1232,7 +1232,7 @@
               <w:rPr>
                 <w:webHidden/>
               </w:rPr>
-              <w:instrText xml:space="preserve"> PAGEREF _Toc236073433 \h </w:instrText>
+              <w:instrText xml:space="preserve"> PAGEREF _Toc236126955 \h </w:instrText>
             </w:r>
             <w:r>
               <w:rPr>
@@ -1274,7 +1274,7 @@
               <w14:ligatures w14:val="standardContextual"/>
             </w:rPr>
           </w:pPr>
-          <w:hyperlink w:anchor="_Toc236073434" w:history="1">
+          <w:hyperlink w:anchor="_Toc236126956" w:history="1">
             <w:r>
               <w:rPr>
                 <w:rStyle w:val="Hyperlink"/>
@@ -1314,7 +1314,7 @@
               <w:rPr>
                 <w:webHidden/>
               </w:rPr>
-              <w:instrText xml:space="preserve"> PAGEREF _Toc236073434 \h </w:instrText>
+              <w:instrText xml:space="preserve"> PAGEREF _Toc236126956 \h </w:instrText>
             </w:r>
             <w:r>
               <w:rPr>
@@ -1356,7 +1356,7 @@
               <w14:ligatures w14:val="standardContextual"/>
             </w:rPr>
           </w:pPr>
-          <w:hyperlink w:anchor="_Toc236073435" w:history="1">
+          <w:hyperlink w:anchor="_Toc236126957" w:history="1">
             <w:r>
               <w:rPr>
                 <w:rStyle w:val="Hyperlink"/>
@@ -1396,7 +1396,7 @@
               <w:rPr>
                 <w:webHidden/>
               </w:rPr>
-              <w:instrText xml:space="preserve"> PAGEREF _Toc236073435 \h </w:instrText>
+              <w:instrText xml:space="preserve"> PAGEREF _Toc236126957 \h </w:instrText>
             </w:r>
             <w:r>
               <w:rPr>
@@ -1435,7 +1435,7 @@
               <w14:ligatures w14:val="standardContextual"/>
             </w:rPr>
           </w:pPr>
-          <w:hyperlink w:anchor="_Toc236073436" w:history="1">
+          <w:hyperlink w:anchor="_Toc236126958" w:history="1">
             <w:r>
               <w:rPr>
                 <w:rStyle w:val="Hyperlink"/>
@@ -1477,7 +1477,7 @@
               <w:rPr>
                 <w:webHidden/>
               </w:rPr>
-              <w:instrText xml:space="preserve"> PAGEREF _Toc236073436 \h </w:instrText>
+              <w:instrText xml:space="preserve"> PAGEREF _Toc236126958 \h </w:instrText>
             </w:r>
             <w:r>
               <w:rPr>
@@ -1516,7 +1516,7 @@
               <w14:ligatures w14:val="standardContextual"/>
             </w:rPr>
           </w:pPr>
-          <w:hyperlink w:anchor="_Toc236073437" w:history="1">
+          <w:hyperlink w:anchor="_Toc236126959" w:history="1">
             <w:r>
               <w:rPr>
                 <w:rStyle w:val="Hyperlink"/>
@@ -1558,7 +1558,7 @@
               <w:rPr>
                 <w:webHidden/>
               </w:rPr>
-              <w:instrText xml:space="preserve"> PAGEREF _Toc236073437 \h </w:instrText>
+              <w:instrText xml:space="preserve"> PAGEREF _Toc236126959 \h </w:instrText>
             </w:r>
             <w:r>
               <w:rPr>
@@ -1600,7 +1600,7 @@
               <w14:ligatures w14:val="standardContextual"/>
             </w:rPr>
           </w:pPr>
-          <w:hyperlink w:anchor="_Toc236073438" w:history="1">
+          <w:hyperlink w:anchor="_Toc236126960" w:history="1">
             <w:r>
               <w:rPr>
                 <w:rStyle w:val="Hyperlink"/>
@@ -1640,7 +1640,7 @@
               <w:rPr>
                 <w:webHidden/>
               </w:rPr>
-              <w:instrText xml:space="preserve"> PAGEREF _Toc236073438 \h </w:instrText>
+              <w:instrText xml:space="preserve"> PAGEREF _Toc236126960 \h </w:instrText>
             </w:r>
             <w:r>
               <w:rPr>
@@ -1682,7 +1682,7 @@
               <w14:ligatures w14:val="standardContextual"/>
             </w:rPr>
           </w:pPr>
-          <w:hyperlink w:anchor="_Toc236073439" w:history="1">
+          <w:hyperlink w:anchor="_Toc236126961" w:history="1">
             <w:r>
               <w:rPr>
                 <w:rStyle w:val="Hyperlink"/>
@@ -1722,7 +1722,7 @@
               <w:rPr>
                 <w:webHidden/>
               </w:rPr>
-              <w:instrText xml:space="preserve"> PAGEREF _Toc236073439 \h </w:instrText>
+              <w:instrText xml:space="preserve"> PAGEREF _Toc236126961 \h </w:instrText>
             </w:r>
             <w:r>
               <w:rPr>
@@ -1764,7 +1764,7 @@
               <w14:ligatures w14:val="standardContextual"/>
             </w:rPr>
           </w:pPr>
-          <w:hyperlink w:anchor="_Toc236073440" w:history="1">
+          <w:hyperlink w:anchor="_Toc236126962" w:history="1">
             <w:r>
               <w:rPr>
                 <w:rStyle w:val="Hyperlink"/>
@@ -1804,7 +1804,7 @@
               <w:rPr>
                 <w:webHidden/>
               </w:rPr>
-              <w:instrText xml:space="preserve"> PAGEREF _Toc236073440 \h </w:instrText>
+              <w:instrText xml:space="preserve"> PAGEREF _Toc236126962 \h </w:instrText>
             </w:r>
             <w:r>
               <w:rPr>
@@ -1846,7 +1846,7 @@
               <w14:ligatures w14:val="standardContextual"/>
             </w:rPr>
           </w:pPr>
-          <w:hyperlink w:anchor="_Toc236073441" w:history="1">
+          <w:hyperlink w:anchor="_Toc236126963" w:history="1">
             <w:r>
               <w:rPr>
                 <w:rStyle w:val="Hyperlink"/>
@@ -1886,7 +1886,7 @@
               <w:rPr>
                 <w:webHidden/>
               </w:rPr>
-              <w:instrText xml:space="preserve"> PAGEREF _Toc236073441 \h </w:instrText>
+              <w:instrText xml:space="preserve"> PAGEREF _Toc236126963 \h </w:instrText>
             </w:r>
             <w:r>
               <w:rPr>
@@ -1928,7 +1928,7 @@
               <w14:ligatures w14:val="standardContextual"/>
             </w:rPr>
           </w:pPr>
-          <w:hyperlink w:anchor="_Toc236073442" w:history="1">
+          <w:hyperlink w:anchor="_Toc236126964" w:history="1">
             <w:r>
               <w:rPr>
                 <w:rStyle w:val="Hyperlink"/>
@@ -1968,7 +1968,7 @@
               <w:rPr>
                 <w:webHidden/>
               </w:rPr>
-              <w:instrText xml:space="preserve"> PAGEREF _Toc236073442 \h </w:instrText>
+              <w:instrText xml:space="preserve"> PAGEREF _Toc236126964 \h </w:instrText>
             </w:r>
             <w:r>
               <w:rPr>
@@ -2007,7 +2007,7 @@
               <w14:ligatures w14:val="standardContextual"/>
             </w:rPr>
           </w:pPr>
-          <w:hyperlink w:anchor="_Toc236073443" w:history="1">
+          <w:hyperlink w:anchor="_Toc236126965" w:history="1">
             <w:r>
               <w:rPr>
                 <w:rStyle w:val="Hyperlink"/>
@@ -2049,7 +2049,7 @@
               <w:rPr>
                 <w:webHidden/>
               </w:rPr>
-              <w:instrText xml:space="preserve"> PAGEREF _Toc236073443 \h </w:instrText>
+              <w:instrText xml:space="preserve"> PAGEREF _Toc236126965 \h </w:instrText>
             </w:r>
             <w:r>
               <w:rPr>
@@ -2091,7 +2091,7 @@
               <w14:ligatures w14:val="standardContextual"/>
             </w:rPr>
           </w:pPr>
-          <w:hyperlink w:anchor="_Toc236073444" w:history="1">
+          <w:hyperlink w:anchor="_Toc236126966" w:history="1">
             <w:r>
               <w:rPr>
                 <w:rStyle w:val="Hyperlink"/>
@@ -2131,7 +2131,7 @@
               <w:rPr>
                 <w:webHidden/>
               </w:rPr>
-              <w:instrText xml:space="preserve"> PAGEREF _Toc236073444 \h </w:instrText>
+              <w:instrText xml:space="preserve"> PAGEREF _Toc236126966 \h </w:instrText>
             </w:r>
             <w:r>
               <w:rPr>
@@ -2173,7 +2173,7 @@
               <w14:ligatures w14:val="standardContextual"/>
             </w:rPr>
           </w:pPr>
-          <w:hyperlink w:anchor="_Toc236073445" w:history="1">
+          <w:hyperlink w:anchor="_Toc236126967" w:history="1">
             <w:r>
               <w:rPr>
                 <w:rStyle w:val="Hyperlink"/>
@@ -2213,7 +2213,7 @@
               <w:rPr>
                 <w:webHidden/>
               </w:rPr>
-              <w:instrText xml:space="preserve"> PAGEREF _Toc236073445 \h </w:instrText>
+              <w:instrText xml:space="preserve"> PAGEREF _Toc236126967 \h </w:instrText>
             </w:r>
             <w:r>
               <w:rPr>
@@ -2255,7 +2255,7 @@
               <w14:ligatures w14:val="standardContextual"/>
             </w:rPr>
           </w:pPr>
-          <w:hyperlink w:anchor="_Toc236073446" w:history="1">
+          <w:hyperlink w:anchor="_Toc236126968" w:history="1">
             <w:r>
               <w:rPr>
                 <w:rStyle w:val="Hyperlink"/>
@@ -2295,7 +2295,7 @@
               <w:rPr>
                 <w:webHidden/>
               </w:rPr>
-              <w:instrText xml:space="preserve"> PAGEREF _Toc236073446 \h </w:instrText>
+              <w:instrText xml:space="preserve"> PAGEREF _Toc236126968 \h </w:instrText>
             </w:r>
             <w:r>
               <w:rPr>
@@ -2337,7 +2337,7 @@
               <w14:ligatures w14:val="standardContextual"/>
             </w:rPr>
           </w:pPr>
-          <w:hyperlink w:anchor="_Toc236073447" w:history="1">
+          <w:hyperlink w:anchor="_Toc236126969" w:history="1">
             <w:r>
               <w:rPr>
                 <w:rStyle w:val="Hyperlink"/>
@@ -2377,7 +2377,7 @@
               <w:rPr>
                 <w:webHidden/>
               </w:rPr>
-              <w:instrText xml:space="preserve"> PAGEREF _Toc236073447 \h </w:instrText>
+              <w:instrText xml:space="preserve"> PAGEREF _Toc236126969 \h </w:instrText>
             </w:r>
             <w:r>
               <w:rPr>
@@ -2419,7 +2419,7 @@
               <w14:ligatures w14:val="standardContextual"/>
             </w:rPr>
           </w:pPr>
-          <w:hyperlink w:anchor="_Toc236073448" w:history="1">
+          <w:hyperlink w:anchor="_Toc236126970" w:history="1">
             <w:r>
               <w:rPr>
                 <w:rStyle w:val="Hyperlink"/>
@@ -2459,7 +2459,7 @@
               <w:rPr>
                 <w:webHidden/>
               </w:rPr>
-              <w:instrText xml:space="preserve"> PAGEREF _Toc236073448 \h </w:instrText>
+              <w:instrText xml:space="preserve"> PAGEREF _Toc236126970 \h </w:instrText>
             </w:r>
             <w:r>
               <w:rPr>
@@ -2476,7 +2476,7 @@
               <w:rPr>
                 <w:webHidden/>
               </w:rPr>
-              <w:t>18</w:t>
+              <w:t>17</w:t>
             </w:r>
             <w:r>
               <w:rPr>
@@ -2501,7 +2501,7 @@
               <w14:ligatures w14:val="standardContextual"/>
             </w:rPr>
           </w:pPr>
-          <w:hyperlink w:anchor="_Toc236073449" w:history="1">
+          <w:hyperlink w:anchor="_Toc236126971" w:history="1">
             <w:r>
               <w:rPr>
                 <w:rStyle w:val="Hyperlink"/>
@@ -2541,7 +2541,7 @@
               <w:rPr>
                 <w:webHidden/>
               </w:rPr>
-              <w:instrText xml:space="preserve"> PAGEREF _Toc236073449 \h </w:instrText>
+              <w:instrText xml:space="preserve"> PAGEREF _Toc236126971 \h </w:instrText>
             </w:r>
             <w:r>
               <w:rPr>
@@ -2580,7 +2580,7 @@
               <w14:ligatures w14:val="standardContextual"/>
             </w:rPr>
           </w:pPr>
-          <w:hyperlink w:anchor="_Toc236073450" w:history="1">
+          <w:hyperlink w:anchor="_Toc236126972" w:history="1">
             <w:r>
               <w:rPr>
                 <w:rStyle w:val="Hyperlink"/>
@@ -2622,7 +2622,7 @@
               <w:rPr>
                 <w:webHidden/>
               </w:rPr>
-              <w:instrText xml:space="preserve"> PAGEREF _Toc236073450 \h </w:instrText>
+              <w:instrText xml:space="preserve"> PAGEREF _Toc236126972 \h </w:instrText>
             </w:r>
             <w:r>
               <w:rPr>
@@ -2661,7 +2661,7 @@
               <w14:ligatures w14:val="standardContextual"/>
             </w:rPr>
           </w:pPr>
-          <w:hyperlink w:anchor="_Toc236073451" w:history="1">
+          <w:hyperlink w:anchor="_Toc236126973" w:history="1">
             <w:r>
               <w:rPr>
                 <w:rStyle w:val="Hyperlink"/>
@@ -2703,7 +2703,7 @@
               <w:rPr>
                 <w:webHidden/>
               </w:rPr>
-              <w:instrText xml:space="preserve"> PAGEREF _Toc236073451 \h </w:instrText>
+              <w:instrText xml:space="preserve"> PAGEREF _Toc236126973 \h </w:instrText>
             </w:r>
             <w:r>
               <w:rPr>
@@ -2720,7 +2720,7 @@
               <w:rPr>
                 <w:webHidden/>
               </w:rPr>
-              <w:t>24</w:t>
+              <w:t>23</w:t>
             </w:r>
             <w:r>
               <w:rPr>
@@ -2766,7 +2766,7 @@
           <w:sz w:val="28"/>
         </w:rPr>
       </w:pPr>
-      <w:bookmarkStart w:id="0" w:name="_Toc236073429"/>
+      <w:bookmarkStart w:id="0" w:name="_Toc236126951"/>
       <w:r>
         <w:rPr>
           <w:rFonts w:ascii="Arial" w:eastAsia="Arial" w:hAnsi="Arial" w:cs="Arial"/>
@@ -2804,7 +2804,7 @@
         <w:t>, implementada com a biblioteca Jsprit, capaz de resolver quatro cenários do problema: com e sem a restrição de simultaneidade, cada qual com e sem colaboração entre as transportadoras. A validação empregou 112 instâncias adaptadas da literatura, previamente resolvidas pelo método exato. No cenário completo, a meta-heurística apresentou diferença média de custo de 0,22% no conjunto de 12 instâncias e de 0,36% no conjunto de 100 instâncias, reproduzindo exatamente a solução ótima em 60 dos 100 casos e supera</w:t>
       </w:r>
       <w:r>
-        <w:t>ndo o incumbente do otimizador em instâncias não resolvidas até a otimalidade. O tempo de processamento manteve-se abaixo de 82 segundos em todas as execuções, contra médias superiores a 6.500 segundos do método exato nas maiores instâncias. Verificou-se ainda que a meta-heurística estima a economia proporcionada pela colaboração, de 9,50% em média, com desvio inferior a 0,2 ponto percentual em relação ao método exato, o que a habilita como ferramenta prática de apoio à decisão.</w:t>
+        <w:t>ndo o incumbente do otimizador em instâncias não resolvidas até a otimalidade. Nesse cenário o tempo de processamento manteve-se abaixo de 82 segundos em todas as execuções, contra médias superiores a 6.500 segundos do método exato nas maiores instâncias. Verificou-se ainda que a meta-heurística estima a economia proporcionada pela colaboração, de 9,50% em média, com desvio inferior a 0,2 ponto percentual em relação ao método exato, o que a habilita como ferramenta prática de apoio à decisão.</w:t>
       </w:r>
     </w:p>
     <w:p>
@@ -2834,7 +2834,7 @@
           <w:sz w:val="28"/>
         </w:rPr>
       </w:pPr>
-      <w:bookmarkStart w:id="1" w:name="_Toc236073430"/>
+      <w:bookmarkStart w:id="1" w:name="_Toc236126952"/>
       <w:r>
         <w:rPr>
           <w:rFonts w:ascii="Arial" w:eastAsia="Arial" w:hAnsi="Arial" w:cs="Arial"/>
@@ -2856,7 +2856,7 @@
           <w:sz w:val="28"/>
         </w:rPr>
       </w:pPr>
-      <w:bookmarkStart w:id="2" w:name="_Toc236073431"/>
+      <w:bookmarkStart w:id="2" w:name="_Toc236126953"/>
       <w:r>
         <w:rPr>
           <w:rFonts w:ascii="Arial" w:eastAsia="Arial" w:hAnsi="Arial" w:cs="Arial"/>
@@ -2970,7 +2970,7 @@
           <w:sz w:val="28"/>
         </w:rPr>
       </w:pPr>
-      <w:bookmarkStart w:id="3" w:name="_Toc236073432"/>
+      <w:bookmarkStart w:id="3" w:name="_Toc236126954"/>
       <w:r>
         <w:rPr>
           <w:rFonts w:ascii="Arial" w:eastAsia="Arial" w:hAnsi="Arial" w:cs="Arial"/>
@@ -3037,7 +3037,7 @@
           <w:sz w:val="28"/>
         </w:rPr>
       </w:pPr>
-      <w:bookmarkStart w:id="4" w:name="_Toc236073433"/>
+      <w:bookmarkStart w:id="4" w:name="_Toc236126955"/>
       <w:r>
         <w:rPr>
           <w:rFonts w:ascii="Arial" w:eastAsia="Arial" w:hAnsi="Arial" w:cs="Arial"/>
@@ -3056,7 +3056,7 @@
         </w:numPr>
         <w:spacing w:before="240" w:after="120" w:line="276" w:lineRule="auto"/>
       </w:pPr>
-      <w:bookmarkStart w:id="5" w:name="_Toc236073434"/>
+      <w:bookmarkStart w:id="5" w:name="_Toc236126956"/>
       <w:r>
         <w:rPr>
           <w:rFonts w:ascii="Arial" w:hAnsi="Arial"/>
@@ -3091,7 +3091,7 @@
         </w:numPr>
         <w:spacing w:before="240" w:after="120" w:line="276" w:lineRule="auto"/>
       </w:pPr>
-      <w:bookmarkStart w:id="6" w:name="_Toc236073435"/>
+      <w:bookmarkStart w:id="6" w:name="_Toc236126957"/>
       <w:r>
         <w:rPr>
           <w:rFonts w:ascii="Arial" w:hAnsi="Arial"/>
@@ -3158,7 +3158,7 @@
           <w:sz w:val="28"/>
         </w:rPr>
       </w:pPr>
-      <w:bookmarkStart w:id="7" w:name="_Toc236073436"/>
+      <w:bookmarkStart w:id="7" w:name="_Toc236126958"/>
       <w:r>
         <w:rPr>
           <w:rFonts w:ascii="Arial" w:eastAsia="Arial" w:hAnsi="Arial" w:cs="Arial"/>
@@ -3180,7 +3180,7 @@
           <w:sz w:val="28"/>
         </w:rPr>
       </w:pPr>
-      <w:bookmarkStart w:id="8" w:name="_Toc236073437"/>
+      <w:bookmarkStart w:id="8" w:name="_Toc236126959"/>
       <w:r>
         <w:rPr>
           <w:rFonts w:ascii="Arial" w:eastAsia="Arial" w:hAnsi="Arial" w:cs="Arial"/>
@@ -3216,7 +3216,7 @@
         </w:numPr>
         <w:spacing w:before="240" w:after="120" w:line="276" w:lineRule="auto"/>
       </w:pPr>
-      <w:bookmarkStart w:id="9" w:name="_Toc236073438"/>
+      <w:bookmarkStart w:id="9" w:name="_Toc236126960"/>
       <w:r>
         <w:rPr>
           <w:rFonts w:ascii="Arial" w:hAnsi="Arial"/>
@@ -3276,7 +3276,7 @@
         </w:numPr>
         <w:spacing w:before="240" w:after="120" w:line="276" w:lineRule="auto"/>
       </w:pPr>
-      <w:bookmarkStart w:id="10" w:name="_Toc236073439"/>
+      <w:bookmarkStart w:id="10" w:name="_Toc236126961"/>
       <w:r>
         <w:rPr>
           <w:rFonts w:ascii="Arial" w:hAnsi="Arial"/>
@@ -3339,7 +3339,7 @@
           <w:noProof/>
         </w:rPr>
         <w:drawing>
-          <wp:inline distT="0" distB="0" distL="0" distR="0" wp14:anchorId="4431F5CA" wp14:editId="4BAF0CE4">
+          <wp:inline distT="0" distB="0" distL="0" distR="0" wp14:anchorId="21286C2C" wp14:editId="26CA8EF4">
             <wp:extent cx="4860000" cy="2474646"/>
             <wp:effectExtent l="0" t="0" r="0" b="0"/>
             <wp:docPr id="10" name="Picture 10"/>
@@ -3399,7 +3399,7 @@
         </w:numPr>
         <w:spacing w:before="240" w:after="120" w:line="276" w:lineRule="auto"/>
       </w:pPr>
-      <w:bookmarkStart w:id="11" w:name="_Toc236073440"/>
+      <w:bookmarkStart w:id="11" w:name="_Toc236126962"/>
       <w:r>
         <w:rPr>
           <w:rFonts w:ascii="Arial" w:hAnsi="Arial"/>
@@ -3456,7 +3456,7 @@
           <w:noProof/>
         </w:rPr>
         <w:drawing>
-          <wp:inline distT="0" distB="0" distL="0" distR="0" wp14:anchorId="158E5DBF" wp14:editId="11AF36D7">
+          <wp:inline distT="0" distB="0" distL="0" distR="0" wp14:anchorId="43DAFE9B" wp14:editId="43666397">
             <wp:extent cx="4860000" cy="2104724"/>
             <wp:effectExtent l="0" t="0" r="0" b="0"/>
             <wp:docPr id="11" name="Picture 11"/>
@@ -3634,7 +3634,7 @@
               <w:rPr>
                 <w:sz w:val="18"/>
               </w:rPr>
-              <w:t>Mecanismo de colaboração</w:t>
+              <w:t>Cliente compartilhado</w:t>
             </w:r>
           </w:p>
         </w:tc>
@@ -3651,16 +3651,9 @@
             </w:pPr>
             <w:r>
               <w:rPr>
-                <w:i/>
-                <w:sz w:val="18"/>
-              </w:rPr>
-              <w:t>skills</w:t>
-            </w:r>
-            <w:r>
-              <w:rPr>
-                <w:sz w:val="18"/>
-              </w:rPr>
-              <w:t xml:space="preserve"> do Jsprit</w:t>
+                <w:sz w:val="18"/>
+              </w:rPr>
+              <w:t>um par de tarefas, demandas somadas</w:t>
             </w:r>
           </w:p>
         </w:tc>
@@ -3679,14 +3672,7 @@
               <w:rPr>
                 <w:sz w:val="18"/>
               </w:rPr>
-              <w:t xml:space="preserve">alocação enumerada + </w:t>
-            </w:r>
-            <w:r>
-              <w:rPr>
-                <w:i/>
-                <w:sz w:val="18"/>
-              </w:rPr>
-              <w:t>SameVehicleConstraint</w:t>
+              <w:t>um par de tarefas por transportadora</w:t>
             </w:r>
           </w:p>
         </w:tc>
@@ -3711,20 +3697,7 @@
               <w:rPr>
                 <w:sz w:val="18"/>
               </w:rPr>
-              <w:t>Partidas (</w:t>
-            </w:r>
-            <w:r>
-              <w:rPr>
-                <w:i/>
-                <w:sz w:val="18"/>
-              </w:rPr>
-              <w:t>multi-start</w:t>
-            </w:r>
-            <w:r>
-              <w:rPr>
-                <w:sz w:val="18"/>
-              </w:rPr>
-              <w:t>)</w:t>
+              <w:t>Vínculo entre entrega e coleta</w:t>
             </w:r>
           </w:p>
         </w:tc>
@@ -3743,7 +3716,7 @@
               <w:rPr>
                 <w:sz w:val="18"/>
               </w:rPr>
-              <w:t>10</w:t>
+              <w:t>mesmo veículo</w:t>
             </w:r>
           </w:p>
         </w:tc>
@@ -3762,7 +3735,7 @@
               <w:rPr>
                 <w:sz w:val="18"/>
               </w:rPr>
-              <w:t>2 por alocação, até 7 alocações</w:t>
+              <w:t>mesma transportadora</w:t>
             </w:r>
           </w:p>
         </w:tc>
@@ -3787,45 +3760,40 @@
               <w:rPr>
                 <w:sz w:val="18"/>
               </w:rPr>
-              <w:t>Esforço total (iterações)</w:t>
-            </w:r>
-          </w:p>
-        </w:tc>
-        <w:tc>
-          <w:tcPr>
-            <w:tcW w:w="2494" w:type="dxa"/>
-          </w:tcPr>
-          <w:p>
-            <w:pPr>
-              <w:keepNext/>
-              <w:spacing w:before="20" w:after="20" w:line="240" w:lineRule="auto"/>
-              <w:ind w:firstLine="0"/>
-              <w:jc w:val="center"/>
-            </w:pPr>
-            <w:r>
-              <w:rPr>
-                <w:sz w:val="18"/>
-              </w:rPr>
-              <w:t>10.000</w:t>
-            </w:r>
-          </w:p>
-        </w:tc>
-        <w:tc>
-          <w:tcPr>
-            <w:tcW w:w="3402" w:type="dxa"/>
-          </w:tcPr>
-          <w:p>
-            <w:pPr>
-              <w:keepNext/>
-              <w:spacing w:before="20" w:after="20" w:line="240" w:lineRule="auto"/>
-              <w:ind w:firstLine="0"/>
-              <w:jc w:val="center"/>
-            </w:pPr>
-            <w:r>
-              <w:rPr>
-                <w:sz w:val="18"/>
-              </w:rPr>
-              <w:t>até 14.000</w:t>
+              <w:t>Alocação do cliente compartilhado</w:t>
+            </w:r>
+          </w:p>
+        </w:tc>
+        <w:tc>
+          <w:tcPr>
+            <w:tcW w:w="5896" w:type="dxa"/>
+            <w:gridSpan w:val="2"/>
+          </w:tcPr>
+          <w:p>
+            <w:pPr>
+              <w:keepNext/>
+              <w:spacing w:before="20" w:after="20" w:line="240" w:lineRule="auto"/>
+              <w:ind w:firstLine="0"/>
+              <w:jc w:val="center"/>
+            </w:pPr>
+            <w:r>
+              <w:rPr>
+                <w:sz w:val="18"/>
+              </w:rPr>
+              <w:t>decidida pela busca (</w:t>
+            </w:r>
+            <w:r>
+              <w:rPr>
+                <w:i/>
+                <w:sz w:val="18"/>
+              </w:rPr>
+              <w:t>skills</w:t>
+            </w:r>
+            <w:r>
+              <w:rPr>
+                <w:sz w:val="18"/>
+              </w:rPr>
+              <w:t>)</w:t>
             </w:r>
           </w:p>
         </w:tc>
@@ -3850,45 +3818,40 @@
               <w:rPr>
                 <w:sz w:val="18"/>
               </w:rPr>
-              <w:t>Troca de veículo</w:t>
-            </w:r>
-          </w:p>
-        </w:tc>
-        <w:tc>
-          <w:tcPr>
-            <w:tcW w:w="2494" w:type="dxa"/>
-          </w:tcPr>
-          <w:p>
-            <w:pPr>
-              <w:keepNext/>
-              <w:spacing w:before="20" w:after="20" w:line="240" w:lineRule="auto"/>
-              <w:ind w:firstLine="0"/>
-              <w:jc w:val="center"/>
-            </w:pPr>
-            <w:r>
-              <w:rPr>
-                <w:sz w:val="18"/>
-              </w:rPr>
-              <w:t>habilitada</w:t>
-            </w:r>
-          </w:p>
-        </w:tc>
-        <w:tc>
-          <w:tcPr>
-            <w:tcW w:w="3402" w:type="dxa"/>
-          </w:tcPr>
-          <w:p>
-            <w:pPr>
-              <w:keepNext/>
-              <w:spacing w:before="20" w:after="20" w:line="240" w:lineRule="auto"/>
-              <w:ind w:firstLine="0"/>
-              <w:jc w:val="center"/>
-            </w:pPr>
-            <w:r>
-              <w:rPr>
-                <w:sz w:val="18"/>
-              </w:rPr>
-              <w:t>desabilitada</w:t>
+              <w:t>Partidas (</w:t>
+            </w:r>
+            <w:r>
+              <w:rPr>
+                <w:i/>
+                <w:sz w:val="18"/>
+              </w:rPr>
+              <w:t>multi-start</w:t>
+            </w:r>
+            <w:r>
+              <w:rPr>
+                <w:sz w:val="18"/>
+              </w:rPr>
+              <w:t>)</w:t>
+            </w:r>
+          </w:p>
+        </w:tc>
+        <w:tc>
+          <w:tcPr>
+            <w:tcW w:w="5896" w:type="dxa"/>
+            <w:gridSpan w:val="2"/>
+          </w:tcPr>
+          <w:p>
+            <w:pPr>
+              <w:keepNext/>
+              <w:spacing w:before="20" w:after="20" w:line="240" w:lineRule="auto"/>
+              <w:ind w:firstLine="0"/>
+              <w:jc w:val="center"/>
+            </w:pPr>
+            <w:r>
+              <w:rPr>
+                <w:sz w:val="18"/>
+              </w:rPr>
+              <w:t>10</w:t>
             </w:r>
           </w:p>
         </w:tc>
@@ -3958,7 +3921,7 @@
               <w:rPr>
                 <w:sz w:val="18"/>
               </w:rPr>
-              <w:t>Threads</w:t>
+              <w:t>Esforço total (iterações)</w:t>
             </w:r>
           </w:p>
         </w:tc>
@@ -3978,7 +3941,7 @@
               <w:rPr>
                 <w:sz w:val="18"/>
               </w:rPr>
-              <w:t>4</w:t>
+              <w:t>10.000</w:t>
             </w:r>
           </w:p>
         </w:tc>
@@ -4003,7 +3966,7 @@
               <w:rPr>
                 <w:sz w:val="18"/>
               </w:rPr>
-              <w:t>Limiar inicial (θ₀)</w:t>
+              <w:t>Threads</w:t>
             </w:r>
           </w:p>
         </w:tc>
@@ -4023,7 +3986,7 @@
               <w:rPr>
                 <w:sz w:val="18"/>
               </w:rPr>
-              <w:t>0,03</w:t>
+              <w:t>4</w:t>
             </w:r>
           </w:p>
         </w:tc>
@@ -4048,7 +4011,7 @@
               <w:rPr>
                 <w:sz w:val="18"/>
               </w:rPr>
-              <w:t>Decaimento do limiar (α)</w:t>
+              <w:t>Troca de veículo</w:t>
             </w:r>
           </w:p>
         </w:tc>
@@ -4068,7 +4031,7 @@
               <w:rPr>
                 <w:sz w:val="18"/>
               </w:rPr>
-              <w:t>0,15</w:t>
+              <w:t>habilitada</w:t>
             </w:r>
           </w:p>
         </w:tc>
@@ -4093,7 +4056,7 @@
               <w:rPr>
                 <w:sz w:val="18"/>
               </w:rPr>
-              <w:t>Semente aleatória</w:t>
+              <w:t>Limiar inicial (θ₀)</w:t>
             </w:r>
           </w:p>
         </w:tc>
@@ -4113,7 +4076,7 @@
               <w:rPr>
                 <w:sz w:val="18"/>
               </w:rPr>
-              <w:t>determinística (partida × 1.000 + 42)</w:t>
+              <w:t>0,03</w:t>
             </w:r>
           </w:p>
         </w:tc>
@@ -4129,6 +4092,96 @@
           </w:tcPr>
           <w:p>
             <w:pPr>
+              <w:keepNext/>
+              <w:spacing w:before="20" w:after="20" w:line="240" w:lineRule="auto"/>
+              <w:ind w:firstLine="0"/>
+              <w:jc w:val="left"/>
+            </w:pPr>
+            <w:r>
+              <w:rPr>
+                <w:sz w:val="18"/>
+              </w:rPr>
+              <w:t>Decaimento do limiar (α)</w:t>
+            </w:r>
+          </w:p>
+        </w:tc>
+        <w:tc>
+          <w:tcPr>
+            <w:tcW w:w="5896" w:type="dxa"/>
+            <w:gridSpan w:val="2"/>
+          </w:tcPr>
+          <w:p>
+            <w:pPr>
+              <w:keepNext/>
+              <w:spacing w:before="20" w:after="20" w:line="240" w:lineRule="auto"/>
+              <w:ind w:firstLine="0"/>
+              <w:jc w:val="center"/>
+            </w:pPr>
+            <w:r>
+              <w:rPr>
+                <w:sz w:val="18"/>
+              </w:rPr>
+              <w:t>0,15</w:t>
+            </w:r>
+          </w:p>
+        </w:tc>
+      </w:tr>
+      <w:tr>
+        <w:trPr>
+          <w:cantSplit/>
+          <w:jc w:val="center"/>
+        </w:trPr>
+        <w:tc>
+          <w:tcPr>
+            <w:tcW w:w="2608" w:type="dxa"/>
+          </w:tcPr>
+          <w:p>
+            <w:pPr>
+              <w:keepNext/>
+              <w:spacing w:before="20" w:after="20" w:line="240" w:lineRule="auto"/>
+              <w:ind w:firstLine="0"/>
+              <w:jc w:val="left"/>
+            </w:pPr>
+            <w:r>
+              <w:rPr>
+                <w:sz w:val="18"/>
+              </w:rPr>
+              <w:t>Semente aleatória</w:t>
+            </w:r>
+          </w:p>
+        </w:tc>
+        <w:tc>
+          <w:tcPr>
+            <w:tcW w:w="5896" w:type="dxa"/>
+            <w:gridSpan w:val="2"/>
+          </w:tcPr>
+          <w:p>
+            <w:pPr>
+              <w:keepNext/>
+              <w:spacing w:before="20" w:after="20" w:line="240" w:lineRule="auto"/>
+              <w:ind w:firstLine="0"/>
+              <w:jc w:val="center"/>
+            </w:pPr>
+            <w:r>
+              <w:rPr>
+                <w:sz w:val="18"/>
+              </w:rPr>
+              <w:t>determinística (partida × 1.000 + 42)</w:t>
+            </w:r>
+          </w:p>
+        </w:tc>
+      </w:tr>
+      <w:tr>
+        <w:trPr>
+          <w:cantSplit/>
+          <w:jc w:val="center"/>
+        </w:trPr>
+        <w:tc>
+          <w:tcPr>
+            <w:tcW w:w="2608" w:type="dxa"/>
+          </w:tcPr>
+          <w:p>
+            <w:pPr>
               <w:spacing w:before="20" w:after="20" w:line="240" w:lineRule="auto"/>
               <w:ind w:firstLine="0"/>
               <w:jc w:val="left"/>
@@ -4171,7 +4224,7 @@
         </w:numPr>
         <w:spacing w:before="240" w:after="120" w:line="276" w:lineRule="auto"/>
       </w:pPr>
-      <w:bookmarkStart w:id="12" w:name="_Toc236073441"/>
+      <w:bookmarkStart w:id="12" w:name="_Toc236126963"/>
       <w:r>
         <w:rPr>
           <w:rFonts w:ascii="Arial" w:hAnsi="Arial"/>
@@ -4193,19 +4246,10 @@
         <w:spacing w:after="120"/>
       </w:pPr>
       <w:r>
-        <w:t>As demandas de coleta e entrega de cada cliente foram modeladas como duas tarefas distintas: uma de entrega, que reduz a carga do veículo, e uma de coleta, que a aumenta. Essa separação é necessária para que a verificação de capacidade seja feita corretamente em cada ponto da rota, respeitando a carga acumulada ao longo do trajeto. Para garantir que ambas as tarefas de um mesmo cliente sejam atendidas pelo mesmo veículo físico, exigência que o Jsprit não oferece nativamente para tarefas independentes, imple</w:t>
-      </w:r>
-      <w:r>
-        <w:t xml:space="preserve">mentou-se uma restrição customizada de rota rígida, denominada </w:t>
-      </w:r>
-      <w:r>
-        <w:rPr>
-          <w:i/>
-        </w:rPr>
-        <w:t>SameVehicleConstraint</w:t>
-      </w:r>
-      <w:r>
-        <w:t>, apoiada em um atualizador de estado que rastreia, a cada modificação, qual instância de veículo atende cada tarefa. Como a comparação é feita por identidade de objeto, foi necessário declarar a frota com tamanho finito, pré-instanciando um número fixo de veículos por transportadora, de modo que cada rota física corresponda a um objeto distinto.</w:t>
+        <w:t>As demandas de coleta e entrega de cada cliente foram modeladas como duas tarefas distintas: uma de entrega, que reduz a carga do veículo, e uma de coleta, que a aumenta. Essa separação é necessária para que a verificação de capacidade seja feita corretamente em cada ponto da rota, respeitando a carga acumulada ao longo do trajeto. Como o Jsprit não oferece nativamente vínculo entre tarefas independentes, o par foi amarrado por uma restrição customizada de rota rígida, apoiada em um atualizador de estado qu</w:t>
+      </w:r>
+      <w:r>
+        <w:t>e rastreia, a cada modificação, qual veículo atende cada tarefa.</w:t>
       </w:r>
     </w:p>
     <w:p>
@@ -4213,14 +4257,22 @@
         <w:spacing w:after="120"/>
       </w:pPr>
       <w:r>
-        <w:t>A colaboração horizontal foi modelada por dois mecanismos, conforme o cenário. No cenário com simultaneidade, empregou-se o mecanismo nativo de habilidades do Jsprit: cada veículo recebe a habilidade correspondente à sua transportadora e cada cliente exclusivo exige a habilidade do seu atendente, ao passo que clientes compartilhados não recebem exigência alguma, delegando ao algoritmo a decisão de alocação. No cenário sem simultaneidade, em que um mesmo cliente pode ser visitado mais de uma vez, o espaço de</w:t>
-      </w:r>
-      <w:r>
-        <w:t xml:space="preserve"> alocações é explorado </w:t>
-      </w:r>
+        <w:t>A alocação dos clientes compartilhados não é fixada de antemão em nenhum dos cenários: ela é deixada a cargo da própria busca, exatamente como a variável binária de alocação do modelo matemático. Isso é obtido pelo mecanismo nativo de habilidades do Jsprit. Cada veículo recebe a habilidade correspondente à sua transportadora e as tarefas de um cliente exclusivo exigem a habilidade do seu atendente, ao passo que as tarefas de um cliente compartilhado não recebem exigência alguma, de modo que o algoritmo deci</w:t>
+      </w:r>
+      <w:r>
+        <w:t>de, ao inseri-las, qual transportadora as atende.</w:t>
+      </w:r>
+    </w:p>
+    <w:p>
+      <w:pPr>
+        <w:spacing w:after="120"/>
+      </w:pPr>
       <w:r>
         <w:lastRenderedPageBreak/>
-        <w:t>externamente: geram-se até sete configurações distintas de atribuição dos clientes compartilhados (todas para a primeira transportadora, todas para a segunda, por proximidade do depósito, por proximidade inversa e variações combinatórias ou aleatórias com semente fixa) e cada configuração é resolvida por uma execução independente da meta-heurística, retendo-se a de menor custo total.</w:t>
+        <w:t xml:space="preserve">A distinção entre os dois cenários está na representação do cliente compartilhado e na natureza do vínculo. No cenário com simultaneidade, as demandas das duas transportadoras são somadas em um único par de tarefas, e a restrição exige que entrega e coleta sejam atendidas pelo mesmo veículo, o que reproduz a visita única imposta pelo modelo. No cenário sem simultaneidade, o cliente recebe um par de tarefas por transportadora, e a restrição exige apenas que entrega e coleta de uma mesma demanda fiquem com a </w:t>
+      </w:r>
+      <w:r>
+        <w:t>mesma transportadora, sem obrigá-las ao mesmo veículo. Essa formulação reproduz o modelo de referência, no qual as variáveis de roteamento são indexadas por transportadora, sem índice de veículo, e uma única variável de alocação governa entrega e coleta. Ela admite, em consequência, tanto que as duas transportadoras atendam separadamente o mesmo cliente quanto que uma delas o visite em duas passagens distintas.</w:t>
       </w:r>
     </w:p>
     <w:p>
@@ -4232,7 +4284,7 @@
         </w:numPr>
         <w:spacing w:before="240" w:after="120" w:line="276" w:lineRule="auto"/>
       </w:pPr>
-      <w:bookmarkStart w:id="13" w:name="_Toc236073442"/>
+      <w:bookmarkStart w:id="13" w:name="_Toc236126964"/>
       <w:r>
         <w:rPr>
           <w:rFonts w:ascii="Arial" w:hAnsi="Arial"/>
@@ -4268,6 +4320,7 @@
         <w:spacing w:after="120"/>
       </w:pPr>
       <w:r>
+        <w:lastRenderedPageBreak/>
         <w:t>A métrica de qualidade adotada é a diferença percentual entre o custo obtido pela meta-heurística e o custo obtido pelo método exato, calculada instância a instância. Valores positivos indicam solução mais cara que a de referência; valores negativos indicam que a meta-heurística encontrou solução melhor que o incumbente do otimizador, situação possível quando este encerra a execução por limite de tempo sem comprovar otimalidade. A métrica de eficiência é o tempo de processamento, reportado em segundos e agr</w:t>
       </w:r>
       <w:r>
@@ -4286,13 +4339,12 @@
           <w:sz w:val="28"/>
         </w:rPr>
       </w:pPr>
-      <w:bookmarkStart w:id="14" w:name="_Toc236073443"/>
+      <w:bookmarkStart w:id="14" w:name="_Toc236126965"/>
       <w:r>
         <w:rPr>
           <w:rFonts w:ascii="Arial" w:eastAsia="Arial" w:hAnsi="Arial" w:cs="Arial"/>
           <w:sz w:val="28"/>
         </w:rPr>
-        <w:lastRenderedPageBreak/>
         <w:t>Resultados</w:t>
       </w:r>
       <w:r>
@@ -4321,7 +4373,7 @@
         </w:numPr>
         <w:spacing w:before="240" w:after="120" w:line="276" w:lineRule="auto"/>
       </w:pPr>
-      <w:bookmarkStart w:id="15" w:name="_Toc236073444"/>
+      <w:bookmarkStart w:id="15" w:name="_Toc236126966"/>
       <w:r>
         <w:rPr>
           <w:rFonts w:ascii="Arial" w:hAnsi="Arial"/>
@@ -6666,6 +6718,7 @@
         <w:spacing w:after="120"/>
       </w:pPr>
       <w:r>
+        <w:lastRenderedPageBreak/>
         <w:t xml:space="preserve">A diferença percentual média foi de +0,22%. Em seis instâncias a meta-heurística reproduziu exatamente o custo ótimo e, na instância 10, a diferença limitou-se a uma centésima de unidade de custo, em favor do Jsprit. O resultado mais expressivo ocorreu na instância 8, cujo processamento exato foi interrompido por limite de tempo com 1,79% de </w:t>
       </w:r>
       <w:r>
@@ -6683,11 +6736,7 @@
         <w:spacing w:after="120"/>
       </w:pPr>
       <w:r>
-        <w:t xml:space="preserve">Quanto ao tempo, o contraste é expressivo. O método exato consumiu, em média, 2.294,4 segundos por instância, com três execuções encerradas no limite de 7.200 segundos, </w:t>
-      </w:r>
-      <w:r>
-        <w:lastRenderedPageBreak/>
-        <w:t>enquanto a meta-heurística concluiu todas as execuções em média de 41,1 segundos e máximo de 76,9 segundos, o que representa aceleração média de 55,8 vezes, sem limite de tempo imposto.</w:t>
+        <w:t>Quanto ao tempo, o contraste é expressivo. O método exato consumiu, em média, 2.294,4 segundos por instância, com três execuções encerradas no limite de 7.200 segundos, enquanto a meta-heurística concluiu todas as execuções em média de 41,1 segundos e máximo de 76,9 segundos, o que representa aceleração média de 55,8 vezes, sem limite de tempo imposto.</w:t>
       </w:r>
     </w:p>
     <w:p>
@@ -6699,7 +6748,7 @@
         </w:numPr>
         <w:spacing w:before="240" w:after="120" w:line="276" w:lineRule="auto"/>
       </w:pPr>
-      <w:bookmarkStart w:id="16" w:name="_Toc236073445"/>
+      <w:bookmarkStart w:id="16" w:name="_Toc236126967"/>
       <w:r>
         <w:rPr>
           <w:rFonts w:ascii="Arial" w:hAnsi="Arial"/>
@@ -7960,7 +8009,11 @@
         <w:t>Três padrões emergem dos dados. O primeiro é a degradação controlada da qualidade: a diferença média parte de 0,00% no grupo de 10 clientes, mantém-se ligeiramente negativa no grupo de 15 clientes, isto é, a meta-heurística foi, em média, marginalmente melhor que o otimizador, e cresce de forma monotônica até +1,17% no grupo de 30 clientes, permanecendo em +0,36% na média geral. O segundo é a fidelidade das soluções: em 60 das 100 instâncias o custo obtido coincide exatamente com o do método exato, e em 4 i</w:t>
       </w:r>
       <w:r>
-        <w:t>nstâncias o supera. O terceiro é a inversão do regime de tempo: para 10 clientes a meta-heurística é mais lenta que o otimizador, situação que se inverte a partir de 15 clientes e se acentua rapidamente, atingindo aceleração de 96,9 vezes no grupo de 30 clientes.</w:t>
+        <w:t xml:space="preserve">nstâncias o supera. O terceiro é a inversão do regime de tempo: para 10 clientes a meta-heurística é mais lenta que o </w:t>
+      </w:r>
+      <w:r>
+        <w:lastRenderedPageBreak/>
+        <w:t>otimizador, situação que se inverte a partir de 15 clientes e se acentua rapidamente, atingindo aceleração de 96,9 vezes no grupo de 30 clientes.</w:t>
       </w:r>
     </w:p>
     <w:p>
@@ -7981,9 +8034,8 @@
         <w:rPr>
           <w:noProof/>
         </w:rPr>
-        <w:lastRenderedPageBreak/>
         <w:drawing>
-          <wp:inline distT="0" distB="0" distL="0" distR="0" wp14:anchorId="09D79067" wp14:editId="2DCB7F09">
+          <wp:inline distT="0" distB="0" distL="0" distR="0" wp14:anchorId="4A07652E" wp14:editId="18C180F0">
             <wp:extent cx="4860000" cy="2882892"/>
             <wp:effectExtent l="0" t="0" r="0" b="0"/>
             <wp:docPr id="12" name="Picture 12"/>
@@ -8050,7 +8102,7 @@
         </w:numPr>
         <w:spacing w:before="240" w:after="120" w:line="276" w:lineRule="auto"/>
       </w:pPr>
-      <w:bookmarkStart w:id="17" w:name="_Toc236073446"/>
+      <w:bookmarkStart w:id="17" w:name="_Toc236126968"/>
       <w:r>
         <w:rPr>
           <w:rFonts w:ascii="Arial" w:hAnsi="Arial"/>
@@ -8078,6 +8130,7 @@
         <w:rPr>
           <w:sz w:val="20"/>
         </w:rPr>
+        <w:lastRenderedPageBreak/>
         <w:t>Tabela 4 – Conjunto S2: desempenho nos subconjuntos aleatório (S2R) e agrupado (S2C)</w:t>
       </w:r>
     </w:p>
@@ -8485,7 +8538,7 @@
               <w:rPr>
                 <w:sz w:val="18"/>
               </w:rPr>
-              <w:t>+2,52</w:t>
+              <w:t>+0,71</w:t>
             </w:r>
           </w:p>
         </w:tc>
@@ -8504,7 +8557,7 @@
               <w:rPr>
                 <w:sz w:val="18"/>
               </w:rPr>
-              <w:t>17</w:t>
+              <w:t>26</w:t>
             </w:r>
           </w:p>
         </w:tc>
@@ -8523,7 +8576,7 @@
               <w:rPr>
                 <w:sz w:val="18"/>
               </w:rPr>
-              <w:t>55,4×</w:t>
+              <w:t>33,0×</w:t>
             </w:r>
           </w:p>
         </w:tc>
@@ -8542,7 +8595,7 @@
               <w:rPr>
                 <w:sz w:val="18"/>
               </w:rPr>
-              <w:t>+3,63</w:t>
+              <w:t>+1,06</w:t>
             </w:r>
           </w:p>
         </w:tc>
@@ -8561,7 +8614,7 @@
               <w:rPr>
                 <w:sz w:val="18"/>
               </w:rPr>
-              <w:t>17</w:t>
+              <w:t>31</w:t>
             </w:r>
           </w:p>
         </w:tc>
@@ -8580,7 +8633,7 @@
               <w:rPr>
                 <w:sz w:val="18"/>
               </w:rPr>
-              <w:t>55,7×</w:t>
+              <w:t>27,7×</w:t>
             </w:r>
           </w:p>
         </w:tc>
@@ -8728,7 +8781,7 @@
         <w:rPr>
           <w:sz w:val="18"/>
         </w:rPr>
-        <w:t>Nota: “Iguais” indica o número de instâncias em que o Jsprit reproduziu exatamente o custo do método exato. Os valores do cenário sem simultaneidade refletem a limitação de modelagem discutida na seção de resultados.</w:t>
+        <w:t>Nota: “Iguais” indica o número de instâncias em que o Jsprit reproduziu exatamente o custo do método exato.</w:t>
       </w:r>
     </w:p>
     <w:p>
@@ -8736,11 +8789,7 @@
         <w:spacing w:after="120"/>
       </w:pPr>
       <w:r>
-        <w:t xml:space="preserve">No cenário completo, a meta-heurística apresenta desempenho relativo superior nas instâncias agrupadas (+0,27%) em comparação às aleatórias (+0,45%), ao mesmo tempo em que a aceleração praticamente dobra, passando de 52,9 para 101,6 vezes. O resultado tem explicação direta: a estrutura em aglomerados agrava a dificuldade do método exato, que </w:t>
-      </w:r>
-      <w:r>
-        <w:lastRenderedPageBreak/>
-        <w:t xml:space="preserve">encerrou por limite de tempo 19 das 50 instâncias agrupadas contra 12 das 50 aleatórias, mas não penaliza de forma equivalente a busca local do esquema </w:t>
+        <w:t xml:space="preserve">No cenário completo, a meta-heurística apresenta desempenho relativo superior nas instâncias agrupadas (+0,27%) em comparação às aleatórias (+0,45%), ao mesmo tempo em que a aceleração praticamente dobra, passando de 52,9 para 101,6 vezes. O resultado tem explicação direta: a estrutura em aglomerados agrava a dificuldade do método exato, que encerrou por limite de tempo 19 das 50 instâncias agrupadas contra 12 das 50 aleatórias, mas não penaliza de forma equivalente a busca local do esquema </w:t>
       </w:r>
       <w:r>
         <w:rPr>
@@ -8761,7 +8810,7 @@
         </w:numPr>
         <w:spacing w:before="240" w:after="120" w:line="276" w:lineRule="auto"/>
       </w:pPr>
-      <w:bookmarkStart w:id="18" w:name="_Toc236073447"/>
+      <w:bookmarkStart w:id="18" w:name="_Toc236126969"/>
       <w:r>
         <w:rPr>
           <w:rFonts w:ascii="Arial" w:hAnsi="Arial"/>
@@ -9174,7 +9223,7 @@
               <w:rPr>
                 <w:sz w:val="18"/>
               </w:rPr>
-              <w:t>+0,48</w:t>
+              <w:t>+0,17</w:t>
             </w:r>
           </w:p>
         </w:tc>
@@ -9193,7 +9242,7 @@
               <w:rPr>
                 <w:sz w:val="18"/>
               </w:rPr>
-              <w:t>+1,21</w:t>
+              <w:t>+0,70</w:t>
             </w:r>
           </w:p>
         </w:tc>
@@ -9212,7 +9261,7 @@
               <w:rPr>
                 <w:sz w:val="18"/>
               </w:rPr>
-              <w:t>+3,30</w:t>
+              <w:t>+0,99</w:t>
             </w:r>
           </w:p>
         </w:tc>
@@ -9231,7 +9280,7 @@
               <w:rPr>
                 <w:sz w:val="18"/>
               </w:rPr>
-              <w:t>+3,28</w:t>
+              <w:t>+0,33</w:t>
             </w:r>
           </w:p>
         </w:tc>
@@ -9250,7 +9299,7 @@
               <w:rPr>
                 <w:sz w:val="18"/>
               </w:rPr>
-              <w:t>+7,10</w:t>
+              <w:t>+2,24</w:t>
             </w:r>
           </w:p>
         </w:tc>
@@ -9269,7 +9318,7 @@
               <w:rPr>
                 <w:sz w:val="18"/>
               </w:rPr>
-              <w:t>+3,07</w:t>
+              <w:t>+0,89</w:t>
             </w:r>
           </w:p>
         </w:tc>
@@ -9288,7 +9337,7 @@
               <w:rPr>
                 <w:sz w:val="18"/>
               </w:rPr>
-              <w:t>34/100</w:t>
+              <w:t>57/100</w:t>
             </w:r>
           </w:p>
         </w:tc>
@@ -9455,7 +9504,7 @@
           <w:noProof/>
         </w:rPr>
         <w:drawing>
-          <wp:inline distT="0" distB="0" distL="0" distR="0" wp14:anchorId="72D537E9" wp14:editId="78CED5F5">
+          <wp:inline distT="0" distB="0" distL="0" distR="0" wp14:anchorId="527C27E4" wp14:editId="00133238">
             <wp:extent cx="4860000" cy="2866313"/>
             <wp:effectExtent l="0" t="0" r="0" b="0"/>
             <wp:docPr id="13" name="Picture 13"/>
@@ -9502,6 +9551,7 @@
         <w:rPr>
           <w:sz w:val="20"/>
         </w:rPr>
+        <w:lastRenderedPageBreak/>
         <w:t>Figura 4 – Diferença média de custo por cenário e número de clientes</w:t>
       </w:r>
     </w:p>
@@ -9521,8 +9571,7 @@
         <w:spacing w:after="120"/>
       </w:pPr>
       <w:r>
-        <w:lastRenderedPageBreak/>
-        <w:t>O cenário sem simultaneidade, ao contrário, é o mais desafiador: a diferença média sobe para +3,07% no conjunto S2 e +3,85% no conjunto S1, com degradação acentuada nos grupos maiores, chegando a +7,10% para 30 clientes. Em nenhuma instância a meta-heurística superou o método exato.</w:t>
+        <w:t>O cenário sem simultaneidade é o mais exigente dos três, com diferença média de +0,89% tanto no conjunto S1 quanto no S2. A degradação se concentra nas instâncias maiores: mantém-se em +0,17% no grupo de 10 clientes e sobe até +2,24% no grupo de 30. Ainda assim, a meta-heurística reproduziu exatamente o custo de referência em 57 das 100 instâncias do conjunto ampliado e o superou em três, todas com o método exato encerrado por limite de tempo.</w:t>
       </w:r>
     </w:p>
     <w:p>
@@ -9530,10 +9579,16 @@
         <w:spacing w:after="120"/>
       </w:pPr>
       <w:r>
-        <w:t>A investigação dessa diferença conduziu a uma auditoria das rotas produzidas, cujo resultado altera a interpretação dos números. Nas 112 instâncias resolvidas no cenário sem simultaneidade, nenhum cliente foi atendido por duas transportadoras e nenhum cliente recebeu mais de uma visita. A mesma verificação aplicada às soluções do método exato no mesmo cenário mostra o oposto: em seis das oito instâncias cujas rotas foram preservadas há ao menos um cliente atendido pelas duas transportadoras e, em cinco dela</w:t>
-      </w:r>
-      <w:r>
-        <w:t>s, ao menos um cliente visitado duas vezes pela mesma transportadora. Aplicado às soluções do cenário com simultaneidade, o procedimento retorna zero para ambos os métodos, como esperado, o que atesta sua validade.</w:t>
+        <w:t xml:space="preserve">O comportamento é coerente com a natureza do cenário. Ao dispensar a visita única, o modelo admite que as duas transportadoras atendam separadamente o mesmo cliente e que uma delas o visite em duas passagens, o que amplia o espaço de soluções e exige da meta-heurística mecanismos que não são nativos do </w:t>
+      </w:r>
+      <w:r>
+        <w:rPr>
+          <w:i/>
+        </w:rPr>
+        <w:t>framework</w:t>
+      </w:r>
+      <w:r>
+        <w:t>, notadamente o vínculo por transportadora entre as tarefas de uma mesma demanda. A busca faz uso efetivo dessa liberdade: em 26 das 112 instâncias a solução final atribui ao menos um cliente compartilhado às duas transportadoras, somando 35 clientes nessa condição, padrão que o cenário com simultaneidade proíbe por construção.</w:t>
       </w:r>
     </w:p>
     <w:p>
@@ -9541,36 +9596,7 @@
         <w:spacing w:after="120"/>
       </w:pPr>
       <w:r>
-        <w:t>A causa está na modelagem adotada. Para um cliente compartilhado, as demandas das duas transportadoras são somadas em um único par de tarefas de entrega e coleta, ao qual se associa a habilidade da transportadora definida na etapa de alocação. Esse cliente resulta, portanto, sempre atendido uma única vez e por uma única transportadora, que é precisamente o que a restrição de simultaneidade impõe. A possibilidade que caracteriza o cenário relaxado, a de que cada transportadora atenda separadamente a sua próp</w:t>
-      </w:r>
-      <w:r>
-        <w:t>ria demanda no mesmo cliente, nunca chega a ser construída.</w:t>
-      </w:r>
-    </w:p>
-    <w:p>
-      <w:pPr>
-        <w:spacing w:after="120"/>
-      </w:pPr>
-      <w:r>
-        <w:t>Disso decorre que a diferença de 3,07% não mede a dificuldade da meta-heurística diante da variante relaxada. Ela mede a distância entre uma solução do modelo restrito e uma referência obtida no modelo relaxado, que são formulações distintas. O espaço efetivamente percorrido nesse cenário é um subconjunto daquele percorrido no cenário com simultaneidade, com a alocação congelada previamente em vez de decidida pela busca. Isso explica que em nenhuma instância a meta-heurística tenha superado o método exato e</w:t>
-      </w:r>
-      <w:r>
-        <w:t xml:space="preserve"> que, em 55 das 112 instâncias, ela tenha devolvido solução mais cara do que a obtida por ela própria no cenário restrito, resultado impossível entre soluções ótimas verdadeiras.</w:t>
-      </w:r>
-    </w:p>
-    <w:p>
-      <w:pPr>
-        <w:spacing w:after="120"/>
-      </w:pPr>
-      <w:r>
-        <w:t xml:space="preserve">Os resultados deste cenário devem ser lidos, portanto, como limitação identificada da implementação, e não como medida de desempenho da meta-heurística na variante sem simultaneidade. Os demais cenários não são afetados: tanto no cenário com simultaneidade </w:t>
-      </w:r>
-      <w:r>
-        <w:lastRenderedPageBreak/>
-        <w:t>quanto no cenário sem compartilhamento as tarefas de um cliente compartilhado não recebem habilidade restritiva, e a escolha da transportadora cabe à própria busca, em conformidade com o modelo correspondente. A correção necessária, detalhada entre os desdobramentos, consiste em criar um par de tarefas por transportadora para o cliente compartilhado, dispensando a enumeração externa de configurações, e em substituir a exigência de mesmo veículo pela de mesma transportadora, que é o que o modelo de referênci</w:t>
-      </w:r>
-      <w:r>
-        <w:t>a estabelece.</w:t>
+        <w:t>O custo dessa generalidade aparece no tempo. O cenário sem simultaneidade exige, para cada cliente compartilhado, o dobro de tarefas do cenário restrito, e o tempo médio por instância sobe de 36,2 para 64,4 segundos no conjunto S2, com máximo de 212,6 segundos. A aceleração frente ao método exato cai proporcionalmente, mas permanece expressiva nos grupos maiores, chegando a 39,4 vezes no grupo de 30 clientes.</w:t>
       </w:r>
     </w:p>
     <w:p>
@@ -9582,7 +9608,7 @@
         </w:numPr>
         <w:spacing w:before="240" w:after="120" w:line="276" w:lineRule="auto"/>
       </w:pPr>
-      <w:bookmarkStart w:id="19" w:name="_Toc236073448"/>
+      <w:bookmarkStart w:id="19" w:name="_Toc236126970"/>
       <w:r>
         <w:rPr>
           <w:rFonts w:ascii="Arial" w:hAnsi="Arial"/>
@@ -9596,7 +9622,11 @@
         <w:spacing w:after="120"/>
       </w:pPr>
       <w:r>
-        <w:t>O propósito último do modelo colaborativo é quantificar quanto se economiza quando duas transportadoras compartilham clientes, em comparação com a operação independente. A Tabela 6 e a Figura 5 apresentam essa economia, calculada tanto a partir das soluções do método exato quanto das soluções da meta-heurística.</w:t>
+        <w:t xml:space="preserve">O propósito último do modelo colaborativo é quantificar quanto se economiza quando duas transportadoras compartilham clientes, em comparação com a operação independente. A </w:t>
+      </w:r>
+      <w:r>
+        <w:lastRenderedPageBreak/>
+        <w:t>Tabela 6 e a Figura 5 apresentam essa economia, calculada tanto a partir das soluções do método exato quanto das soluções da meta-heurística.</w:t>
       </w:r>
     </w:p>
     <w:p>
@@ -10730,9 +10760,8 @@
         <w:rPr>
           <w:noProof/>
         </w:rPr>
-        <w:lastRenderedPageBreak/>
         <w:drawing>
-          <wp:inline distT="0" distB="0" distL="0" distR="0" wp14:anchorId="31F322FF" wp14:editId="57926860">
+          <wp:inline distT="0" distB="0" distL="0" distR="0" wp14:anchorId="7B7A4064" wp14:editId="1C05496C">
             <wp:extent cx="4860000" cy="2931779"/>
             <wp:effectExtent l="0" t="0" r="0" b="0"/>
             <wp:docPr id="14" name="Picture 14"/>
@@ -10798,10 +10827,14 @@
         <w:spacing w:after="120"/>
       </w:pPr>
       <w:r>
-        <w:t>O resultado de maior relevância prática, porém, está na última coluna da Tabela 6. A estimativa de economia produzida pela meta-heurística difere da obtida pelo método exato em, no máximo, 0,66 ponto percentual, e em apenas 0,17 ponto percentual na média do conjunto S2. Isso significa que os erros cometidos pela meta-heurística nos dois cenários comparados são de magnitude semelhante e, portanto, cancelam-se em larga medida na razão que define a economia. A consequência é direta: para responder à pergunta g</w:t>
-      </w:r>
-      <w:r>
-        <w:t>erencial “compensa colaborar, e quanto se ganha com isso?”, o serviço desenvolvido fornece, em dezenas de segundos, praticamente a mesma resposta que o método exato forneceria em horas.</w:t>
+        <w:t xml:space="preserve">O resultado de maior relevância prática, porém, está na última coluna da Tabela 6. A estimativa de economia produzida pela meta-heurística difere da obtida pelo método exato </w:t>
+      </w:r>
+      <w:r>
+        <w:lastRenderedPageBreak/>
+        <w:t>em, no máximo, 0,66 ponto percentual, e em apenas 0,17 ponto percentual na média do conjunto S2. Isso significa que os erros cometidos pela meta-heurística nos dois cenários comparados são de magnitude semelhante e, portanto, cancelam-se em larga medida na razão que define a economia. A consequência é direta: para responder à pergunta gerencial “compensa colaborar, e quanto se ganha com isso?”, o serviço desenvolvido fornece, em dezenas de segundos, praticamente a mesma resposta que o método exato forneceri</w:t>
+      </w:r>
+      <w:r>
+        <w:t>a em horas.</w:t>
       </w:r>
     </w:p>
     <w:p>
@@ -10809,11 +10842,10 @@
         <w:spacing w:after="120"/>
       </w:pPr>
       <w:r>
-        <w:t xml:space="preserve">As Figuras 6 e 7 ilustram graficamente o efeito da colaboração sobre as rotas da instância 1, contrastando a operação independente com a operação colaborativa. Os depósitos das duas transportadoras estão assinalados por quadrados e os clientes por círculos; as cores indicam a transportadora responsável e os clientes compartilhados são representados pelas </w:t>
-      </w:r>
-      <w:r>
-        <w:lastRenderedPageBreak/>
-        <w:t>duas cores. Na operação independente, ambas as transportadoras percorrem os mesmos clientes compartilhados; na operação colaborativa, cada um deles é atendido por uma única transportadora, e as rotas se reorganizam de modo a encurtar o percurso agregado.</w:t>
+        <w:t>As Figuras 6 e 7 ilustram graficamente o efeito da colaboração sobre as rotas da instância 1, contrastando a operação independente com a operação colaborativa. Os depósitos das duas transportadoras estão assinalados por quadrados e os clientes por círculos; as cores indicam a transportadora responsável e os clientes compartilhados são representados pelas duas cores. Na operação independente, ambas as transportadoras percorrem os mesmos clientes compartilhados; na operação colaborativa, cada um deles é atend</w:t>
+      </w:r>
+      <w:r>
+        <w:t>ido por uma única transportadora, e as rotas se reorganizam de modo a encurtar o percurso agregado.</w:t>
       </w:r>
     </w:p>
     <w:p>
@@ -10827,7 +10859,7 @@
           <w:noProof/>
         </w:rPr>
         <w:drawing>
-          <wp:inline distT="0" distB="0" distL="0" distR="0" wp14:anchorId="26BB1F9D" wp14:editId="73B8A3B9">
+          <wp:inline distT="0" distB="0" distL="0" distR="0" wp14:anchorId="11DE768D" wp14:editId="1E76A92F">
             <wp:extent cx="4140000" cy="2617517"/>
             <wp:effectExtent l="0" t="0" r="0" b="0"/>
             <wp:docPr id="15" name="Picture 15"/>
@@ -10874,6 +10906,7 @@
         <w:rPr>
           <w:sz w:val="20"/>
         </w:rPr>
+        <w:lastRenderedPageBreak/>
         <w:t>Figura 6 – Rotas da instância 1 sem colaboração (custo total 341,89)</w:t>
       </w:r>
     </w:p>
@@ -10888,7 +10921,7 @@
           <w:noProof/>
         </w:rPr>
         <w:drawing>
-          <wp:inline distT="0" distB="0" distL="0" distR="0" wp14:anchorId="0D6DDA4F" wp14:editId="4A5CC3F8">
+          <wp:inline distT="0" distB="0" distL="0" distR="0" wp14:anchorId="49453F20" wp14:editId="00937A4F">
             <wp:extent cx="4140000" cy="2624079"/>
             <wp:effectExtent l="0" t="0" r="0" b="0"/>
             <wp:docPr id="16" name="Picture 16"/>
@@ -10960,7 +10993,7 @@
         </w:numPr>
         <w:spacing w:before="240" w:after="120" w:line="276" w:lineRule="auto"/>
       </w:pPr>
-      <w:bookmarkStart w:id="20" w:name="_Toc236073449"/>
+      <w:bookmarkStart w:id="20" w:name="_Toc236126971"/>
       <w:r>
         <w:rPr>
           <w:rFonts w:ascii="Arial" w:hAnsi="Arial"/>
@@ -10983,30 +11016,30 @@
         <w:t>framework</w:t>
       </w:r>
       <w:r>
-        <w:t xml:space="preserve"> Jsprit, subsistem diferenças estruturais que explicam os desvios observados e delimitam o alcance das conclusões. A mais evidente é de natureza: o otimizador exato retorna provas de </w:t>
+        <w:t xml:space="preserve"> Jsprit, subsistem diferenças estruturais que explicam os desvios observados e delimitam o alcance das conclusões. A mais evidente é de natureza: o otimizador exato retorna provas de otimalidade ou limites válidos, ao passo que a meta-heurística não oferece garantia alguma sobre a distância ao ótimo: as diferenças aqui reportadas são medidas empíricas, não cotas.</w:t>
+      </w:r>
+    </w:p>
+    <w:p>
+      <w:pPr>
+        <w:spacing w:after="120"/>
+      </w:pPr>
+      <w:r>
+        <w:t>A segunda diferença é de representação. O modelo exato emprega variáveis contínuas de fluxo que descrevem explicitamente a carga destinada a cada cliente em cada arco, enquanto o Jsprit rastreia apenas a carga agregada do veículo. A terceira, e mais consequente, diz respeito à alocação dos clientes compartilhados: no modelo exato essa decisão é endógena, e o otimizador explora simultaneamente todas as atribuições possíveis; no serviço desenvolvido ela é tratada pelo mecanismo de habilidades, que delega a de</w:t>
+      </w:r>
+      <w:r>
+        <w:t>cisão à busca sem enumerar exaustivamente as combinações. Para um número elevado de clientes compartilhados, algumas atribuições podem, portanto, nunca ser visitadas, o que ajuda a explicar a degradação observada nas instâncias de maior porte.</w:t>
+      </w:r>
+    </w:p>
+    <w:p>
+      <w:pPr>
+        <w:spacing w:after="120"/>
+      </w:pPr>
+      <w:r>
+        <w:t xml:space="preserve">Por fim, a comparação de tempos deve ser lida com a devida cautela. Embora ambos os métodos tenham sido executados na mesma configuração de hardware, o otimizador operou sob limite de 7.200 segundos, o que trunca seus tempos nas instâncias mais difíceis e, </w:t>
       </w:r>
       <w:r>
         <w:lastRenderedPageBreak/>
-        <w:t>otimalidade ou limites válidos, ao passo que a meta-heurística não oferece garantia alguma sobre a distância ao ótimo: as diferenças aqui reportadas são medidas empíricas, não cotas.</w:t>
-      </w:r>
-    </w:p>
-    <w:p>
-      <w:pPr>
-        <w:spacing w:after="120"/>
-      </w:pPr>
-      <w:r>
-        <w:t>A segunda diferença é de representação. O modelo exato emprega variáveis contínuas de fluxo que descrevem explicitamente a carga destinada a cada cliente em cada arco, enquanto o Jsprit rastreia apenas a carga agregada do veículo. A terceira, e mais consequente, diz respeito à alocação dos clientes compartilhados: no modelo exato essa decisão é endógena, e o otimizador explora simultaneamente todas as atribuições possíveis; no serviço desenvolvido ela é tratada pelo mecanismo de habilidades ou por enumeraçã</w:t>
-      </w:r>
-      <w:r>
-        <w:t>o externa de configurações, o que pode não cobrir todas as combinações quando o número de clientes compartilhados é elevado. No cenário sem simultaneidade essa diferença deixa de ser de grau e passa a ser de natureza, conforme a auditoria relatada na seção anterior.</w:t>
-      </w:r>
-    </w:p>
-    <w:p>
-      <w:pPr>
-        <w:spacing w:after="120"/>
-      </w:pPr>
-      <w:r>
-        <w:t>Por fim, a comparação de tempos deve ser lida com a devida cautela. Embora ambos os métodos tenham sido executados na mesma configuração de hardware, o otimizador operou sob limite de 7.200 segundos, o que trunca seus tempos nas instâncias mais difíceis e, portanto, subestima a aceleração real da meta-heurística nesses casos. Em uma instância do grupo de 20 clientes, executada sem limite de tempo, o método exato consumiu 39.532,9 segundos, cerca de onze horas, contra 29,9 segundos da meta-heurística.</w:t>
+        <w:t>portanto, subestima a aceleração real da meta-heurística nesses casos. Em uma instância do grupo de 20 clientes, executada sem limite de tempo, o método exato consumiu 39.532,9 segundos, cerca de onze horas, contra 29,9 segundos da meta-heurística.</w:t>
       </w:r>
     </w:p>
     <w:p>
@@ -11021,7 +11054,7 @@
           <w:sz w:val="28"/>
         </w:rPr>
       </w:pPr>
-      <w:bookmarkStart w:id="21" w:name="_Toc236073450"/>
+      <w:bookmarkStart w:id="21" w:name="_Toc236126972"/>
       <w:r>
         <w:rPr>
           <w:rFonts w:ascii="Arial" w:eastAsia="Arial" w:hAnsi="Arial" w:cs="Arial"/>
@@ -11047,14 +11080,33 @@
         <w:spacing w:after="120"/>
       </w:pPr>
       <w:r>
-        <w:t xml:space="preserve">Os resultados sustentam três conclusões principais. A primeira é que a meta-heurística aproxima o ótimo com fidelidade elevada no cenário completo do problema: diferença média de 0,22% no conjunto S1 e de 0,36% no conjunto S2, com reprodução exata do custo ótimo </w:t>
-      </w:r>
+        <w:t>Os resultados sustentam três conclusões principais. A primeira é que a meta-heurística aproxima o ótimo com fidelidade elevada no cenário completo do problema: diferença média de 0,22% no conjunto S1 e de 0,36% no conjunto S2, com reprodução exata do custo ótimo em 60 das 100 instâncias do conjunto ampliado e soluções superiores ao incumbente do otimizador em instâncias que este não resolveu até a otimalidade. A segunda é que o ganho computacional é de ordem de grandeza: nenhuma execução ultrapassou 82 segu</w:t>
+      </w:r>
+      <w:r>
+        <w:t>ndos, contra médias superiores a 6.500 segundos do método exato nas maiores instâncias, com aceleração de até 96,9 vezes. Esses dois resultados, em conjunto, respondem afirmativamente à questão que motivou a pesquisa: é possível obter, em tempo compatível com uso interativo, soluções cuja distância ao ótimo não altera materialmente a decisão logística.</w:t>
+      </w:r>
+    </w:p>
+    <w:p>
+      <w:pPr>
+        <w:spacing w:after="120"/>
+      </w:pPr>
+      <w:r>
+        <w:t>A terceira conclusão é a de maior interesse aplicado. A economia proporcionada pela colaboração horizontal, estimada em 9,50% em média no conjunto S2, é reproduzida pela meta-heurística com desvio inferior a 0,2 ponto percentual em relação ao método exato. Como os erros da meta-heurística nos cenários colaborativo e independente têm magnitude semelhante e se cancelam na razão que define a economia, o serviço desenvolvido pode ser empregado com segurança para dimensionar o benefício de uma coalizão entre tra</w:t>
+      </w:r>
+      <w:r>
+        <w:t>nsportadoras, sem depender da disponibilidade de um otimizador comercial nem de horas de processamento.</w:t>
+      </w:r>
+    </w:p>
+    <w:p>
+      <w:pPr>
+        <w:spacing w:after="120"/>
+      </w:pPr>
       <w:r>
         <w:lastRenderedPageBreak/>
-        <w:t>em 60 das 100 instâncias do conjunto ampliado e soluções superiores ao incumbente do otimizador em instâncias que este não resolveu até a otimalidade. A segunda é que o ganho computacional é de ordem de grandeza: nenhuma execução ultrapassou 82 segundos, contra médias superiores a 6.500 segundos do método exato nas maiores instâncias, com aceleração de até 96,9 vezes. Esses dois resultados, em conjunto, respondem afirmativamente à questão que motivou a pesquisa: é possível obter, em tempo compatível com uso</w:t>
-      </w:r>
-      <w:r>
-        <w:t xml:space="preserve"> interativo, soluções cuja distância ao ótimo não altera materialmente a decisão logística.</w:t>
+        <w:t>O trabalho também delimitou o alcance da abordagem. O cenário sem a restrição de simultaneidade, por admitir que um cliente compartilhado seja atendido separadamente pelas duas transportadoras, é o mais exigente: a diferença média sobe para 0,89% e atinge 2,24% nas instâncias de 30 clientes, e o tempo por instância quase dobra em relação ao cenário restrito. Em contrapartida, a meta-heurística faz uso efetivo dessa liberdade, atribuindo clientes compartilhados às duas transportadoras em 26 das 112 instância</w:t>
+      </w:r>
+      <w:r>
+        <w:t>s, o que confirma que a variante relaxada foi de fato explorada e não apenas aproximada pela solução do cenário restrito.</w:t>
       </w:r>
     </w:p>
     <w:p>
@@ -11062,39 +11114,10 @@
         <w:spacing w:after="120"/>
       </w:pPr>
       <w:r>
-        <w:t>A terceira conclusão é a de maior interesse aplicado. A economia proporcionada pela colaboração horizontal, estimada em 9,50% em média no conjunto S2, é reproduzida pela meta-heurística com desvio inferior a 0,2 ponto percentual em relação ao método exato. Como os erros da meta-heurística nos cenários colaborativo e independente têm magnitude semelhante e se cancelam na razão que define a economia, o serviço desenvolvido pode ser empregado com segurança para dimensionar o benefício de uma coalizão entre tra</w:t>
-      </w:r>
-      <w:r>
-        <w:t>nsportadoras, sem depender da disponibilidade de um otimizador comercial nem de horas de processamento.</w:t>
-      </w:r>
-    </w:p>
-    <w:p>
-      <w:pPr>
-        <w:spacing w:after="120"/>
-      </w:pPr>
-      <w:r>
-        <w:t>O trabalho também delimitou onde a abordagem falha, e o fez por auditoria das próprias soluções. No cenário sem a restrição de simultaneidade, nenhuma das 112 instâncias produziu cliente atendido por duas transportadoras, ao passo que o método exato produz esse padrão em seis das oito instâncias verificadas. A implementação soma as demandas das duas transportadoras em um único par de tarefas e, com isso, nunca constrói a possibilidade que define esse cenário. A diferença de 3,07% ali reportada mede, portant</w:t>
-      </w:r>
-      <w:r>
-        <w:t>o, uma lacuna de modelagem, e não o desempenho da meta-heurística na variante relaxada. Os demais cenários, que sustentam as conclusões anteriores, não são afetados.</w:t>
-      </w:r>
-    </w:p>
-    <w:p>
-      <w:pPr>
-        <w:spacing w:after="120"/>
-      </w:pPr>
-      <w:r>
-        <w:t>Como desdobramentos, apontam-se quatro direções. A primeira é a implementação da variante muitos-para-muitos, na qual se elimina a figura do depósito central único e as demandas passam a ser expressas como pares origem-destino distribuídos arbitrariamente na rede. Trata-se de variante inicialmente prevista neste ciclo, cujo mapeamento das estruturas de dados foi iniciado, mas que não produziu resultados experimentais em tempo hábil e permanece, portanto, como trabalho futuro. A segunda, de execução imediata</w:t>
-      </w:r>
-      <w:r>
-        <w:t xml:space="preserve">, é a correção da modelagem do cenário sem simultaneidade, criando um par de tarefas por transportadora para o cliente compartilhado, substituindo a exigência de mesmo veículo pela de mesma transportadora e reexecutando os dois conjuntos de instâncias, de modo a obter para esse </w:t>
-      </w:r>
-      <w:r>
-        <w:lastRenderedPageBreak/>
-        <w:t>cenário medida comparável à dos demais. A terceira é a adoção de estratégias de partida quente, inicializando a busca a partir de soluções construtivas de boa qualidade. A quarta é a extensão do modelo a janelas de tempo e frotas het</w:t>
-      </w:r>
-      <w:r>
-        <w:t>erogêneas, ampliando sua aderência a contextos logísticos reais.</w:t>
+        <w:t>Como desdobramentos, apontam-se quatro direções. A primeira é a implementação da variante muitos-para-muitos, na qual se elimina a figura do depósito central único e as demandas passam a ser expressas como pares origem-destino distribuídos arbitrariamente na rede. Trata-se de variante inicialmente prevista neste ciclo, cujo mapeamento das estruturas de dados foi iniciado, mas que não produziu resultados experimentais em tempo hábil e permanece, portanto, como trabalho futuro. A segunda é a calibração adapta</w:t>
+      </w:r>
+      <w:r>
+        <w:t>tiva dos parâmetros da meta-heurística em função do porte da instância, com atenção ao cenário sem simultaneidade, onde o espaço de busca é maior e a degradação se concentra nas instâncias de 30 clientes. A terceira é a adoção de estratégias de partida quente, inicializando a busca a partir de soluções construtivas de boa qualidade. A quarta é a extensão do modelo a janelas de tempo e frotas heterogêneas, ampliando sua aderência a contextos logísticos reais.</w:t>
       </w:r>
     </w:p>
     <w:p>
@@ -11132,7 +11155,7 @@
           <w:sz w:val="28"/>
         </w:rPr>
       </w:pPr>
-      <w:bookmarkStart w:id="22" w:name="_Toc236073451"/>
+      <w:bookmarkStart w:id="22" w:name="_Toc236126973"/>
       <w:r>
         <w:rPr>
           <w:rFonts w:ascii="Arial" w:eastAsia="Arial" w:hAnsi="Arial" w:cs="Arial"/>
@@ -11419,7 +11442,7 @@
 </file>
 
 <file path=word/endnotes.xml><?xml version="1.0" encoding="utf-8"?>
-<w:endnotes xmlns:wpc="http://schemas.microsoft.com/office/word/2010/wordprocessingCanvas" xmlns:cx="http://schemas.microsoft.com/office/drawing/2014/chartex" xmlns:cx1="http://schemas.microsoft.com/office/drawing/2015/9/8/chartex" xmlns:cx2="http://schemas.microsoft.com/office/drawing/2015/10/21/chartex" xmlns:cx3="http://schemas.microsoft.com/office/drawing/2016/5/9/chartex" xmlns:cx4="http://schemas.microsoft.com/office/drawing/2016/5/10/chartex" xmlns:cx5="http://schemas.microsoft.com/office/drawing/2016/5/11/chartex" xmlns:cx6="http://schemas.microsoft.com/office/drawing/2016/5/12/chartex" xmlns:cx7="http://schemas.microsoft.com/office/drawing/2016/5/13/chartex" xmlns:cx8="http://schemas.microsoft.com/office/drawing/2016/5/14/chartex" xmlns:mc="http://schemas.openxmlformats.org/markup-compatibility/2006" xmlns:aink="http://schemas.microsoft.com/office/drawing/2016/ink" xmlns:am3d="http://schemas.microsoft.com/office/drawing/2017/model3d" xmlns:o="urn:schemas-microsoft-com:office:office" xmlns:oel="http://schemas.microsoft.com/office/2019/extlst" xmlns:r="http://schemas.openxmlformats.org/officeDocument/2006/relationships" xmlns:m="http://schemas.openxmlformats.org/officeDocument/2006/math" xmlns:v="urn:schemas-microsoft-com:vml" xmlns:wp14="http://schemas.microsoft.com/office/word/2010/wordprocessingDrawing" xmlns:wp="http://schemas.openxmlformats.org/drawingml/2006/wordprocessingDrawing" xmlns:w10="urn:schemas-microsoft-com:office:word" xmlns:w="http://schemas.openxmlformats.org/wordprocessingml/2006/main" xmlns:w14="http://schemas.microsoft.com/office/word/2010/wordml" xmlns:w15="http://schemas.microsoft.com/office/word/2012/wordml" xmlns:w16cex="http://schemas.microsoft.com/office/word/2018/wordml/cex" xmlns:w16cid="http://schemas.microsoft.com/office/word/2016/wordml/cid" xmlns:w16="http://schemas.microsoft.com/office/word/2018/wordml" xmlns:w16du="http://schemas.microsoft.com/office/word/2023/wordml/word16du" xmlns:w16sdtdh="http://schemas.microsoft.com/office/word/2020/wordml/sdtdatahash" xmlns:w16sdtfl="http://schemas.microsoft.com/office/word/2024/wordml/sdtformatlock" xmlns:w16se="http://schemas.microsoft.com/office/word/2015/wordml/symex" xmlns:wpg="http://schemas.microsoft.com/office/word/2010/wordprocessingGroup" xmlns:wpi="http://schemas.microsoft.com/office/word/2010/wordprocessingInk" xmlns:wne="http://schemas.microsoft.com/office/word/2006/wordml" xmlns:wps="http://schemas.microsoft.com/office/word/2010/wordprocessingShape" mc:Ignorable="w14 w15 w16se w16cid w16 w16cex w16sdtdh w16sdtfl w16du wp14">
+<w:endnotes xmlns:wpc="http://schemas.microsoft.com/office/word/2010/wordprocessingCanvas" xmlns:cx="http://schemas.microsoft.com/office/drawing/2014/chartex" xmlns:cx1="http://schemas.microsoft.com/office/drawing/2015/9/8/chartex" xmlns:cx2="http://schemas.microsoft.com/office/drawing/2015/10/21/chartex" xmlns:cx3="http://schemas.microsoft.com/office/drawing/2016/5/9/chartex" xmlns:cx4="http://schemas.microsoft.com/office/drawing/2016/5/10/chartex" xmlns:cx5="http://schemas.microsoft.com/office/drawing/2016/5/11/chartex" xmlns:cx6="http://schemas.microsoft.com/office/drawing/2016/5/12/chartex" xmlns:cx7="http://schemas.microsoft.com/office/drawing/2016/5/13/chartex" xmlns:cx8="http://schemas.microsoft.com/office/drawing/2016/5/14/chartex" xmlns:mc="http://schemas.openxmlformats.org/markup-compatibility/2006" xmlns:aink="http://schemas.microsoft.com/office/drawing/2016/ink" xmlns:am3d="http://schemas.microsoft.com/office/drawing/2017/model3d" xmlns:o="urn:schemas-microsoft-com:office:office" xmlns:oel="http://schemas.microsoft.com/office/2019/extlst" xmlns:r="http://schemas.openxmlformats.org/officeDocument/2006/relationships" xmlns:m="http://schemas.openxmlformats.org/officeDocument/2006/math" xmlns:v="urn:schemas-microsoft-com:vml" xmlns:wp14="http://schemas.microsoft.com/office/word/2010/wordprocessingDrawing" xmlns:wp="http://schemas.openxmlformats.org/drawingml/2006/wordprocessingDrawing" xmlns:w10="urn:schemas-microsoft-com:office:word" xmlns:w="http://schemas.openxmlformats.org/wordprocessingml/2006/main" xmlns:w14="http://schemas.microsoft.com/office/word/2010/wordml" xmlns:w15="http://schemas.microsoft.com/office/word/2012/wordml" xmlns:w16cei="http://schemas.microsoft.com/office/word/2026/wordml/cei" xmlns:w16cex="http://schemas.microsoft.com/office/word/2018/wordml/cex" xmlns:w16cid="http://schemas.microsoft.com/office/word/2016/wordml/cid" xmlns:w16="http://schemas.microsoft.com/office/word/2018/wordml" xmlns:w16du="http://schemas.microsoft.com/office/word/2023/wordml/word16du" xmlns:w16sdtdh="http://schemas.microsoft.com/office/word/2020/wordml/sdtdatahash" xmlns:w16sdtfl="http://schemas.microsoft.com/office/word/2024/wordml/sdtformatlock" xmlns:w16se="http://schemas.microsoft.com/office/word/2015/wordml/symex" xmlns:wpg="http://schemas.microsoft.com/office/word/2010/wordprocessingGroup" xmlns:wpi="http://schemas.microsoft.com/office/word/2010/wordprocessingInk" xmlns:wne="http://schemas.microsoft.com/office/word/2006/wordml" xmlns:wps="http://schemas.microsoft.com/office/word/2010/wordprocessingShape" mc:Ignorable="w14 w15 w16se w16cid w16 w16cex w16sdtdh w16sdtfl w16du wp14">
   <w:endnote w:type="separator" w:id="-1">
     <w:p>
       <w:pPr>
@@ -11451,7 +11474,7 @@
 </file>
 
 <file path=word/footer1.xml><?xml version="1.0" encoding="utf-8"?>
-<w:ftr xmlns:wpc="http://schemas.microsoft.com/office/word/2010/wordprocessingCanvas" xmlns:cx="http://schemas.microsoft.com/office/drawing/2014/chartex" xmlns:cx1="http://schemas.microsoft.com/office/drawing/2015/9/8/chartex" xmlns:cx2="http://schemas.microsoft.com/office/drawing/2015/10/21/chartex" xmlns:cx3="http://schemas.microsoft.com/office/drawing/2016/5/9/chartex" xmlns:cx4="http://schemas.microsoft.com/office/drawing/2016/5/10/chartex" xmlns:cx5="http://schemas.microsoft.com/office/drawing/2016/5/11/chartex" xmlns:cx6="http://schemas.microsoft.com/office/drawing/2016/5/12/chartex" xmlns:cx7="http://schemas.microsoft.com/office/drawing/2016/5/13/chartex" xmlns:cx8="http://schemas.microsoft.com/office/drawing/2016/5/14/chartex" xmlns:mc="http://schemas.openxmlformats.org/markup-compatibility/2006" xmlns:aink="http://schemas.microsoft.com/office/drawing/2016/ink" xmlns:am3d="http://schemas.microsoft.com/office/drawing/2017/model3d" xmlns:o="urn:schemas-microsoft-com:office:office" xmlns:oel="http://schemas.microsoft.com/office/2019/extlst" xmlns:r="http://schemas.openxmlformats.org/officeDocument/2006/relationships" xmlns:m="http://schemas.openxmlformats.org/officeDocument/2006/math" xmlns:v="urn:schemas-microsoft-com:vml" xmlns:wp14="http://schemas.microsoft.com/office/word/2010/wordprocessingDrawing" xmlns:wp="http://schemas.openxmlformats.org/drawingml/2006/wordprocessingDrawing" xmlns:w10="urn:schemas-microsoft-com:office:word" xmlns:w="http://schemas.openxmlformats.org/wordprocessingml/2006/main" xmlns:w14="http://schemas.microsoft.com/office/word/2010/wordml" xmlns:w15="http://schemas.microsoft.com/office/word/2012/wordml" xmlns:w16cex="http://schemas.microsoft.com/office/word/2018/wordml/cex" xmlns:w16cid="http://schemas.microsoft.com/office/word/2016/wordml/cid" xmlns:w16="http://schemas.microsoft.com/office/word/2018/wordml" xmlns:w16du="http://schemas.microsoft.com/office/word/2023/wordml/word16du" xmlns:w16sdtdh="http://schemas.microsoft.com/office/word/2020/wordml/sdtdatahash" xmlns:w16sdtfl="http://schemas.microsoft.com/office/word/2024/wordml/sdtformatlock" xmlns:w16se="http://schemas.microsoft.com/office/word/2015/wordml/symex" xmlns:wpg="http://schemas.microsoft.com/office/word/2010/wordprocessingGroup" xmlns:wpi="http://schemas.microsoft.com/office/word/2010/wordprocessingInk" xmlns:wne="http://schemas.microsoft.com/office/word/2006/wordml" xmlns:wps="http://schemas.microsoft.com/office/word/2010/wordprocessingShape" mc:Ignorable="w14 w15 w16se w16cid w16 w16cex w16sdtdh w16sdtfl w16du wp14">
+<w:ftr xmlns:wpc="http://schemas.microsoft.com/office/word/2010/wordprocessingCanvas" xmlns:cx="http://schemas.microsoft.com/office/drawing/2014/chartex" xmlns:cx1="http://schemas.microsoft.com/office/drawing/2015/9/8/chartex" xmlns:cx2="http://schemas.microsoft.com/office/drawing/2015/10/21/chartex" xmlns:cx3="http://schemas.microsoft.com/office/drawing/2016/5/9/chartex" xmlns:cx4="http://schemas.microsoft.com/office/drawing/2016/5/10/chartex" xmlns:cx5="http://schemas.microsoft.com/office/drawing/2016/5/11/chartex" xmlns:cx6="http://schemas.microsoft.com/office/drawing/2016/5/12/chartex" xmlns:cx7="http://schemas.microsoft.com/office/drawing/2016/5/13/chartex" xmlns:cx8="http://schemas.microsoft.com/office/drawing/2016/5/14/chartex" xmlns:mc="http://schemas.openxmlformats.org/markup-compatibility/2006" xmlns:aink="http://schemas.microsoft.com/office/drawing/2016/ink" xmlns:am3d="http://schemas.microsoft.com/office/drawing/2017/model3d" xmlns:o="urn:schemas-microsoft-com:office:office" xmlns:oel="http://schemas.microsoft.com/office/2019/extlst" xmlns:r="http://schemas.openxmlformats.org/officeDocument/2006/relationships" xmlns:m="http://schemas.openxmlformats.org/officeDocument/2006/math" xmlns:v="urn:schemas-microsoft-com:vml" xmlns:wp14="http://schemas.microsoft.com/office/word/2010/wordprocessingDrawing" xmlns:wp="http://schemas.openxmlformats.org/drawingml/2006/wordprocessingDrawing" xmlns:w10="urn:schemas-microsoft-com:office:word" xmlns:w="http://schemas.openxmlformats.org/wordprocessingml/2006/main" xmlns:w14="http://schemas.microsoft.com/office/word/2010/wordml" xmlns:w15="http://schemas.microsoft.com/office/word/2012/wordml" xmlns:w16cei="http://schemas.microsoft.com/office/word/2026/wordml/cei" xmlns:w16cex="http://schemas.microsoft.com/office/word/2018/wordml/cex" xmlns:w16cid="http://schemas.microsoft.com/office/word/2016/wordml/cid" xmlns:w16="http://schemas.microsoft.com/office/word/2018/wordml" xmlns:w16du="http://schemas.microsoft.com/office/word/2023/wordml/word16du" xmlns:w16sdtdh="http://schemas.microsoft.com/office/word/2020/wordml/sdtdatahash" xmlns:w16sdtfl="http://schemas.microsoft.com/office/word/2024/wordml/sdtformatlock" xmlns:w16se="http://schemas.microsoft.com/office/word/2015/wordml/symex" xmlns:wpg="http://schemas.microsoft.com/office/word/2010/wordprocessingGroup" xmlns:wpi="http://schemas.microsoft.com/office/word/2010/wordprocessingInk" xmlns:wne="http://schemas.microsoft.com/office/word/2006/wordml" xmlns:wps="http://schemas.microsoft.com/office/word/2010/wordprocessingShape" mc:Ignorable="w14 w15 w16se w16cid w16 w16cex w16sdtdh w16sdtfl w16du wp14">
   <w:p>
     <w:pPr>
       <w:pStyle w:val="Footer"/>
@@ -11501,7 +11524,7 @@
 </file>
 
 <file path=word/footer2.xml><?xml version="1.0" encoding="utf-8"?>
-<w:ftr xmlns:wpc="http://schemas.microsoft.com/office/word/2010/wordprocessingCanvas" xmlns:cx="http://schemas.microsoft.com/office/drawing/2014/chartex" xmlns:cx1="http://schemas.microsoft.com/office/drawing/2015/9/8/chartex" xmlns:cx2="http://schemas.microsoft.com/office/drawing/2015/10/21/chartex" xmlns:cx3="http://schemas.microsoft.com/office/drawing/2016/5/9/chartex" xmlns:cx4="http://schemas.microsoft.com/office/drawing/2016/5/10/chartex" xmlns:cx5="http://schemas.microsoft.com/office/drawing/2016/5/11/chartex" xmlns:cx6="http://schemas.microsoft.com/office/drawing/2016/5/12/chartex" xmlns:cx7="http://schemas.microsoft.com/office/drawing/2016/5/13/chartex" xmlns:cx8="http://schemas.microsoft.com/office/drawing/2016/5/14/chartex" xmlns:mc="http://schemas.openxmlformats.org/markup-compatibility/2006" xmlns:aink="http://schemas.microsoft.com/office/drawing/2016/ink" xmlns:am3d="http://schemas.microsoft.com/office/drawing/2017/model3d" xmlns:o="urn:schemas-microsoft-com:office:office" xmlns:oel="http://schemas.microsoft.com/office/2019/extlst" xmlns:r="http://schemas.openxmlformats.org/officeDocument/2006/relationships" xmlns:m="http://schemas.openxmlformats.org/officeDocument/2006/math" xmlns:v="urn:schemas-microsoft-com:vml" xmlns:wp14="http://schemas.microsoft.com/office/word/2010/wordprocessingDrawing" xmlns:wp="http://schemas.openxmlformats.org/drawingml/2006/wordprocessingDrawing" xmlns:w10="urn:schemas-microsoft-com:office:word" xmlns:w="http://schemas.openxmlformats.org/wordprocessingml/2006/main" xmlns:w14="http://schemas.microsoft.com/office/word/2010/wordml" xmlns:w15="http://schemas.microsoft.com/office/word/2012/wordml" xmlns:w16cex="http://schemas.microsoft.com/office/word/2018/wordml/cex" xmlns:w16cid="http://schemas.microsoft.com/office/word/2016/wordml/cid" xmlns:w16="http://schemas.microsoft.com/office/word/2018/wordml" xmlns:w16du="http://schemas.microsoft.com/office/word/2023/wordml/word16du" xmlns:w16sdtdh="http://schemas.microsoft.com/office/word/2020/wordml/sdtdatahash" xmlns:w16sdtfl="http://schemas.microsoft.com/office/word/2024/wordml/sdtformatlock" xmlns:w16se="http://schemas.microsoft.com/office/word/2015/wordml/symex" xmlns:wpg="http://schemas.microsoft.com/office/word/2010/wordprocessingGroup" xmlns:wpi="http://schemas.microsoft.com/office/word/2010/wordprocessingInk" xmlns:wne="http://schemas.microsoft.com/office/word/2006/wordml" xmlns:wps="http://schemas.microsoft.com/office/word/2010/wordprocessingShape" mc:Ignorable="w14 w15 w16se w16cid w16 w16cex w16sdtdh w16sdtfl w16du wp14">
+<w:ftr xmlns:wpc="http://schemas.microsoft.com/office/word/2010/wordprocessingCanvas" xmlns:cx="http://schemas.microsoft.com/office/drawing/2014/chartex" xmlns:cx1="http://schemas.microsoft.com/office/drawing/2015/9/8/chartex" xmlns:cx2="http://schemas.microsoft.com/office/drawing/2015/10/21/chartex" xmlns:cx3="http://schemas.microsoft.com/office/drawing/2016/5/9/chartex" xmlns:cx4="http://schemas.microsoft.com/office/drawing/2016/5/10/chartex" xmlns:cx5="http://schemas.microsoft.com/office/drawing/2016/5/11/chartex" xmlns:cx6="http://schemas.microsoft.com/office/drawing/2016/5/12/chartex" xmlns:cx7="http://schemas.microsoft.com/office/drawing/2016/5/13/chartex" xmlns:cx8="http://schemas.microsoft.com/office/drawing/2016/5/14/chartex" xmlns:mc="http://schemas.openxmlformats.org/markup-compatibility/2006" xmlns:aink="http://schemas.microsoft.com/office/drawing/2016/ink" xmlns:am3d="http://schemas.microsoft.com/office/drawing/2017/model3d" xmlns:o="urn:schemas-microsoft-com:office:office" xmlns:oel="http://schemas.microsoft.com/office/2019/extlst" xmlns:r="http://schemas.openxmlformats.org/officeDocument/2006/relationships" xmlns:m="http://schemas.openxmlformats.org/officeDocument/2006/math" xmlns:v="urn:schemas-microsoft-com:vml" xmlns:wp14="http://schemas.microsoft.com/office/word/2010/wordprocessingDrawing" xmlns:wp="http://schemas.openxmlformats.org/drawingml/2006/wordprocessingDrawing" xmlns:w10="urn:schemas-microsoft-com:office:word" xmlns:w="http://schemas.openxmlformats.org/wordprocessingml/2006/main" xmlns:w14="http://schemas.microsoft.com/office/word/2010/wordml" xmlns:w15="http://schemas.microsoft.com/office/word/2012/wordml" xmlns:w16cei="http://schemas.microsoft.com/office/word/2026/wordml/cei" xmlns:w16cex="http://schemas.microsoft.com/office/word/2018/wordml/cex" xmlns:w16cid="http://schemas.microsoft.com/office/word/2016/wordml/cid" xmlns:w16="http://schemas.microsoft.com/office/word/2018/wordml" xmlns:w16du="http://schemas.microsoft.com/office/word/2023/wordml/word16du" xmlns:w16sdtdh="http://schemas.microsoft.com/office/word/2020/wordml/sdtdatahash" xmlns:w16sdtfl="http://schemas.microsoft.com/office/word/2024/wordml/sdtformatlock" xmlns:w16se="http://schemas.microsoft.com/office/word/2015/wordml/symex" xmlns:wpg="http://schemas.microsoft.com/office/word/2010/wordprocessingGroup" xmlns:wpi="http://schemas.microsoft.com/office/word/2010/wordprocessingInk" xmlns:wne="http://schemas.microsoft.com/office/word/2006/wordml" xmlns:wps="http://schemas.microsoft.com/office/word/2010/wordprocessingShape" mc:Ignorable="w14 w15 w16se w16cid w16 w16cex w16sdtdh w16sdtfl w16du wp14">
   <w:sdt>
     <w:sdtPr>
       <w:id w:val="-360057340"/>
@@ -11559,7 +11582,7 @@
 </file>
 
 <file path=word/footer3.xml><?xml version="1.0" encoding="utf-8"?>
-<w:ftr xmlns:wpc="http://schemas.microsoft.com/office/word/2010/wordprocessingCanvas" xmlns:cx="http://schemas.microsoft.com/office/drawing/2014/chartex" xmlns:cx1="http://schemas.microsoft.com/office/drawing/2015/9/8/chartex" xmlns:cx2="http://schemas.microsoft.com/office/drawing/2015/10/21/chartex" xmlns:cx3="http://schemas.microsoft.com/office/drawing/2016/5/9/chartex" xmlns:cx4="http://schemas.microsoft.com/office/drawing/2016/5/10/chartex" xmlns:cx5="http://schemas.microsoft.com/office/drawing/2016/5/11/chartex" xmlns:cx6="http://schemas.microsoft.com/office/drawing/2016/5/12/chartex" xmlns:cx7="http://schemas.microsoft.com/office/drawing/2016/5/13/chartex" xmlns:cx8="http://schemas.microsoft.com/office/drawing/2016/5/14/chartex" xmlns:mc="http://schemas.openxmlformats.org/markup-compatibility/2006" xmlns:aink="http://schemas.microsoft.com/office/drawing/2016/ink" xmlns:am3d="http://schemas.microsoft.com/office/drawing/2017/model3d" xmlns:o="urn:schemas-microsoft-com:office:office" xmlns:oel="http://schemas.microsoft.com/office/2019/extlst" xmlns:r="http://schemas.openxmlformats.org/officeDocument/2006/relationships" xmlns:m="http://schemas.openxmlformats.org/officeDocument/2006/math" xmlns:v="urn:schemas-microsoft-com:vml" xmlns:wp14="http://schemas.microsoft.com/office/word/2010/wordprocessingDrawing" xmlns:wp="http://schemas.openxmlformats.org/drawingml/2006/wordprocessingDrawing" xmlns:w10="urn:schemas-microsoft-com:office:word" xmlns:w="http://schemas.openxmlformats.org/wordprocessingml/2006/main" xmlns:w14="http://schemas.microsoft.com/office/word/2010/wordml" xmlns:w15="http://schemas.microsoft.com/office/word/2012/wordml" xmlns:w16cex="http://schemas.microsoft.com/office/word/2018/wordml/cex" xmlns:w16cid="http://schemas.microsoft.com/office/word/2016/wordml/cid" xmlns:w16="http://schemas.microsoft.com/office/word/2018/wordml" xmlns:w16du="http://schemas.microsoft.com/office/word/2023/wordml/word16du" xmlns:w16sdtdh="http://schemas.microsoft.com/office/word/2020/wordml/sdtdatahash" xmlns:w16sdtfl="http://schemas.microsoft.com/office/word/2024/wordml/sdtformatlock" xmlns:w16se="http://schemas.microsoft.com/office/word/2015/wordml/symex" xmlns:wpg="http://schemas.microsoft.com/office/word/2010/wordprocessingGroup" xmlns:wpi="http://schemas.microsoft.com/office/word/2010/wordprocessingInk" xmlns:wne="http://schemas.microsoft.com/office/word/2006/wordml" xmlns:wps="http://schemas.microsoft.com/office/word/2010/wordprocessingShape" mc:Ignorable="w14 w15 w16se w16cid w16 w16cex w16sdtdh w16sdtfl w16du wp14">
+<w:ftr xmlns:wpc="http://schemas.microsoft.com/office/word/2010/wordprocessingCanvas" xmlns:cx="http://schemas.microsoft.com/office/drawing/2014/chartex" xmlns:cx1="http://schemas.microsoft.com/office/drawing/2015/9/8/chartex" xmlns:cx2="http://schemas.microsoft.com/office/drawing/2015/10/21/chartex" xmlns:cx3="http://schemas.microsoft.com/office/drawing/2016/5/9/chartex" xmlns:cx4="http://schemas.microsoft.com/office/drawing/2016/5/10/chartex" xmlns:cx5="http://schemas.microsoft.com/office/drawing/2016/5/11/chartex" xmlns:cx6="http://schemas.microsoft.com/office/drawing/2016/5/12/chartex" xmlns:cx7="http://schemas.microsoft.com/office/drawing/2016/5/13/chartex" xmlns:cx8="http://schemas.microsoft.com/office/drawing/2016/5/14/chartex" xmlns:mc="http://schemas.openxmlformats.org/markup-compatibility/2006" xmlns:aink="http://schemas.microsoft.com/office/drawing/2016/ink" xmlns:am3d="http://schemas.microsoft.com/office/drawing/2017/model3d" xmlns:o="urn:schemas-microsoft-com:office:office" xmlns:oel="http://schemas.microsoft.com/office/2019/extlst" xmlns:r="http://schemas.openxmlformats.org/officeDocument/2006/relationships" xmlns:m="http://schemas.openxmlformats.org/officeDocument/2006/math" xmlns:v="urn:schemas-microsoft-com:vml" xmlns:wp14="http://schemas.microsoft.com/office/word/2010/wordprocessingDrawing" xmlns:wp="http://schemas.openxmlformats.org/drawingml/2006/wordprocessingDrawing" xmlns:w10="urn:schemas-microsoft-com:office:word" xmlns:w="http://schemas.openxmlformats.org/wordprocessingml/2006/main" xmlns:w14="http://schemas.microsoft.com/office/word/2010/wordml" xmlns:w15="http://schemas.microsoft.com/office/word/2012/wordml" xmlns:w16cei="http://schemas.microsoft.com/office/word/2026/wordml/cei" xmlns:w16cex="http://schemas.microsoft.com/office/word/2018/wordml/cex" xmlns:w16cid="http://schemas.microsoft.com/office/word/2016/wordml/cid" xmlns:w16="http://schemas.microsoft.com/office/word/2018/wordml" xmlns:w16du="http://schemas.microsoft.com/office/word/2023/wordml/word16du" xmlns:w16sdtdh="http://schemas.microsoft.com/office/word/2020/wordml/sdtdatahash" xmlns:w16sdtfl="http://schemas.microsoft.com/office/word/2024/wordml/sdtformatlock" xmlns:w16se="http://schemas.microsoft.com/office/word/2015/wordml/symex" xmlns:wpg="http://schemas.microsoft.com/office/word/2010/wordprocessingGroup" xmlns:wpi="http://schemas.microsoft.com/office/word/2010/wordprocessingInk" xmlns:wne="http://schemas.microsoft.com/office/word/2006/wordml" xmlns:wps="http://schemas.microsoft.com/office/word/2010/wordprocessingShape" mc:Ignorable="w14 w15 w16se w16cid w16 w16cex w16sdtdh w16sdtfl w16du wp14">
   <w:sdt>
     <w:sdtPr>
       <w:id w:val="-905607942"/>
@@ -11617,7 +11640,7 @@
 </file>
 
 <file path=word/footnotes.xml><?xml version="1.0" encoding="utf-8"?>
-<w:footnotes xmlns:wpc="http://schemas.microsoft.com/office/word/2010/wordprocessingCanvas" xmlns:cx="http://schemas.microsoft.com/office/drawing/2014/chartex" xmlns:cx1="http://schemas.microsoft.com/office/drawing/2015/9/8/chartex" xmlns:cx2="http://schemas.microsoft.com/office/drawing/2015/10/21/chartex" xmlns:cx3="http://schemas.microsoft.com/office/drawing/2016/5/9/chartex" xmlns:cx4="http://schemas.microsoft.com/office/drawing/2016/5/10/chartex" xmlns:cx5="http://schemas.microsoft.com/office/drawing/2016/5/11/chartex" xmlns:cx6="http://schemas.microsoft.com/office/drawing/2016/5/12/chartex" xmlns:cx7="http://schemas.microsoft.com/office/drawing/2016/5/13/chartex" xmlns:cx8="http://schemas.microsoft.com/office/drawing/2016/5/14/chartex" xmlns:mc="http://schemas.openxmlformats.org/markup-compatibility/2006" xmlns:aink="http://schemas.microsoft.com/office/drawing/2016/ink" xmlns:am3d="http://schemas.microsoft.com/office/drawing/2017/model3d" xmlns:o="urn:schemas-microsoft-com:office:office" xmlns:oel="http://schemas.microsoft.com/office/2019/extlst" xmlns:r="http://schemas.openxmlformats.org/officeDocument/2006/relationships" xmlns:m="http://schemas.openxmlformats.org/officeDocument/2006/math" xmlns:v="urn:schemas-microsoft-com:vml" xmlns:wp14="http://schemas.microsoft.com/office/word/2010/wordprocessingDrawing" xmlns:wp="http://schemas.openxmlformats.org/drawingml/2006/wordprocessingDrawing" xmlns:w10="urn:schemas-microsoft-com:office:word" xmlns:w="http://schemas.openxmlformats.org/wordprocessingml/2006/main" xmlns:w14="http://schemas.microsoft.com/office/word/2010/wordml" xmlns:w15="http://schemas.microsoft.com/office/word/2012/wordml" xmlns:w16cex="http://schemas.microsoft.com/office/word/2018/wordml/cex" xmlns:w16cid="http://schemas.microsoft.com/office/word/2016/wordml/cid" xmlns:w16="http://schemas.microsoft.com/office/word/2018/wordml" xmlns:w16du="http://schemas.microsoft.com/office/word/2023/wordml/word16du" xmlns:w16sdtdh="http://schemas.microsoft.com/office/word/2020/wordml/sdtdatahash" xmlns:w16sdtfl="http://schemas.microsoft.com/office/word/2024/wordml/sdtformatlock" xmlns:w16se="http://schemas.microsoft.com/office/word/2015/wordml/symex" xmlns:wpg="http://schemas.microsoft.com/office/word/2010/wordprocessingGroup" xmlns:wpi="http://schemas.microsoft.com/office/word/2010/wordprocessingInk" xmlns:wne="http://schemas.microsoft.com/office/word/2006/wordml" xmlns:wps="http://schemas.microsoft.com/office/word/2010/wordprocessingShape" mc:Ignorable="w14 w15 w16se w16cid w16 w16cex w16sdtdh w16sdtfl w16du wp14">
+<w:footnotes xmlns:wpc="http://schemas.microsoft.com/office/word/2010/wordprocessingCanvas" xmlns:cx="http://schemas.microsoft.com/office/drawing/2014/chartex" xmlns:cx1="http://schemas.microsoft.com/office/drawing/2015/9/8/chartex" xmlns:cx2="http://schemas.microsoft.com/office/drawing/2015/10/21/chartex" xmlns:cx3="http://schemas.microsoft.com/office/drawing/2016/5/9/chartex" xmlns:cx4="http://schemas.microsoft.com/office/drawing/2016/5/10/chartex" xmlns:cx5="http://schemas.microsoft.com/office/drawing/2016/5/11/chartex" xmlns:cx6="http://schemas.microsoft.com/office/drawing/2016/5/12/chartex" xmlns:cx7="http://schemas.microsoft.com/office/drawing/2016/5/13/chartex" xmlns:cx8="http://schemas.microsoft.com/office/drawing/2016/5/14/chartex" xmlns:mc="http://schemas.openxmlformats.org/markup-compatibility/2006" xmlns:aink="http://schemas.microsoft.com/office/drawing/2016/ink" xmlns:am3d="http://schemas.microsoft.com/office/drawing/2017/model3d" xmlns:o="urn:schemas-microsoft-com:office:office" xmlns:oel="http://schemas.microsoft.com/office/2019/extlst" xmlns:r="http://schemas.openxmlformats.org/officeDocument/2006/relationships" xmlns:m="http://schemas.openxmlformats.org/officeDocument/2006/math" xmlns:v="urn:schemas-microsoft-com:vml" xmlns:wp14="http://schemas.microsoft.com/office/word/2010/wordprocessingDrawing" xmlns:wp="http://schemas.openxmlformats.org/drawingml/2006/wordprocessingDrawing" xmlns:w10="urn:schemas-microsoft-com:office:word" xmlns:w="http://schemas.openxmlformats.org/wordprocessingml/2006/main" xmlns:w14="http://schemas.microsoft.com/office/word/2010/wordml" xmlns:w15="http://schemas.microsoft.com/office/word/2012/wordml" xmlns:w16cei="http://schemas.microsoft.com/office/word/2026/wordml/cei" xmlns:w16cex="http://schemas.microsoft.com/office/word/2018/wordml/cex" xmlns:w16cid="http://schemas.microsoft.com/office/word/2016/wordml/cid" xmlns:w16="http://schemas.microsoft.com/office/word/2018/wordml" xmlns:w16du="http://schemas.microsoft.com/office/word/2023/wordml/word16du" xmlns:w16sdtdh="http://schemas.microsoft.com/office/word/2020/wordml/sdtdatahash" xmlns:w16sdtfl="http://schemas.microsoft.com/office/word/2024/wordml/sdtformatlock" xmlns:w16se="http://schemas.microsoft.com/office/word/2015/wordml/symex" xmlns:wpg="http://schemas.microsoft.com/office/word/2010/wordprocessingGroup" xmlns:wpi="http://schemas.microsoft.com/office/word/2010/wordprocessingInk" xmlns:wne="http://schemas.microsoft.com/office/word/2006/wordml" xmlns:wps="http://schemas.microsoft.com/office/word/2010/wordprocessingShape" mc:Ignorable="w14 w15 w16se w16cid w16 w16cex w16sdtdh w16sdtfl w16du wp14">
   <w:footnote w:type="separator" w:id="-1">
     <w:p>
       <w:pPr>
@@ -11649,7 +11672,7 @@
 </file>
 
 <file path=word/header1.xml><?xml version="1.0" encoding="utf-8"?>
-<w:hdr xmlns:wpc="http://schemas.microsoft.com/office/word/2010/wordprocessingCanvas" xmlns:cx="http://schemas.microsoft.com/office/drawing/2014/chartex" xmlns:cx1="http://schemas.microsoft.com/office/drawing/2015/9/8/chartex" xmlns:cx2="http://schemas.microsoft.com/office/drawing/2015/10/21/chartex" xmlns:cx3="http://schemas.microsoft.com/office/drawing/2016/5/9/chartex" xmlns:cx4="http://schemas.microsoft.com/office/drawing/2016/5/10/chartex" xmlns:cx5="http://schemas.microsoft.com/office/drawing/2016/5/11/chartex" xmlns:cx6="http://schemas.microsoft.com/office/drawing/2016/5/12/chartex" xmlns:cx7="http://schemas.microsoft.com/office/drawing/2016/5/13/chartex" xmlns:cx8="http://schemas.microsoft.com/office/drawing/2016/5/14/chartex" xmlns:mc="http://schemas.openxmlformats.org/markup-compatibility/2006" xmlns:aink="http://schemas.microsoft.com/office/drawing/2016/ink" xmlns:am3d="http://schemas.microsoft.com/office/drawing/2017/model3d" xmlns:o="urn:schemas-microsoft-com:office:office" xmlns:oel="http://schemas.microsoft.com/office/2019/extlst" xmlns:r="http://schemas.openxmlformats.org/officeDocument/2006/relationships" xmlns:m="http://schemas.openxmlformats.org/officeDocument/2006/math" xmlns:v="urn:schemas-microsoft-com:vml" xmlns:wp14="http://schemas.microsoft.com/office/word/2010/wordprocessingDrawing" xmlns:wp="http://schemas.openxmlformats.org/drawingml/2006/wordprocessingDrawing" xmlns:w10="urn:schemas-microsoft-com:office:word" xmlns:w="http://schemas.openxmlformats.org/wordprocessingml/2006/main" xmlns:w14="http://schemas.microsoft.com/office/word/2010/wordml" xmlns:w15="http://schemas.microsoft.com/office/word/2012/wordml" xmlns:w16cex="http://schemas.microsoft.com/office/word/2018/wordml/cex" xmlns:w16cid="http://schemas.microsoft.com/office/word/2016/wordml/cid" xmlns:w16="http://schemas.microsoft.com/office/word/2018/wordml" xmlns:w16du="http://schemas.microsoft.com/office/word/2023/wordml/word16du" xmlns:w16sdtdh="http://schemas.microsoft.com/office/word/2020/wordml/sdtdatahash" xmlns:w16sdtfl="http://schemas.microsoft.com/office/word/2024/wordml/sdtformatlock" xmlns:w16se="http://schemas.microsoft.com/office/word/2015/wordml/symex" xmlns:wpg="http://schemas.microsoft.com/office/word/2010/wordprocessingGroup" xmlns:wpi="http://schemas.microsoft.com/office/word/2010/wordprocessingInk" xmlns:wne="http://schemas.microsoft.com/office/word/2006/wordml" xmlns:wps="http://schemas.microsoft.com/office/word/2010/wordprocessingShape" mc:Ignorable="w14 w15 w16se w16cid w16 w16cex w16sdtdh w16sdtfl w16du wp14">
+<w:hdr xmlns:wpc="http://schemas.microsoft.com/office/word/2010/wordprocessingCanvas" xmlns:cx="http://schemas.microsoft.com/office/drawing/2014/chartex" xmlns:cx1="http://schemas.microsoft.com/office/drawing/2015/9/8/chartex" xmlns:cx2="http://schemas.microsoft.com/office/drawing/2015/10/21/chartex" xmlns:cx3="http://schemas.microsoft.com/office/drawing/2016/5/9/chartex" xmlns:cx4="http://schemas.microsoft.com/office/drawing/2016/5/10/chartex" xmlns:cx5="http://schemas.microsoft.com/office/drawing/2016/5/11/chartex" xmlns:cx6="http://schemas.microsoft.com/office/drawing/2016/5/12/chartex" xmlns:cx7="http://schemas.microsoft.com/office/drawing/2016/5/13/chartex" xmlns:cx8="http://schemas.microsoft.com/office/drawing/2016/5/14/chartex" xmlns:mc="http://schemas.openxmlformats.org/markup-compatibility/2006" xmlns:aink="http://schemas.microsoft.com/office/drawing/2016/ink" xmlns:am3d="http://schemas.microsoft.com/office/drawing/2017/model3d" xmlns:o="urn:schemas-microsoft-com:office:office" xmlns:oel="http://schemas.microsoft.com/office/2019/extlst" xmlns:r="http://schemas.openxmlformats.org/officeDocument/2006/relationships" xmlns:m="http://schemas.openxmlformats.org/officeDocument/2006/math" xmlns:v="urn:schemas-microsoft-com:vml" xmlns:wp14="http://schemas.microsoft.com/office/word/2010/wordprocessingDrawing" xmlns:wp="http://schemas.openxmlformats.org/drawingml/2006/wordprocessingDrawing" xmlns:w10="urn:schemas-microsoft-com:office:word" xmlns:w="http://schemas.openxmlformats.org/wordprocessingml/2006/main" xmlns:w14="http://schemas.microsoft.com/office/word/2010/wordml" xmlns:w15="http://schemas.microsoft.com/office/word/2012/wordml" xmlns:w16cei="http://schemas.microsoft.com/office/word/2026/wordml/cei" xmlns:w16cex="http://schemas.microsoft.com/office/word/2018/wordml/cex" xmlns:w16cid="http://schemas.microsoft.com/office/word/2016/wordml/cid" xmlns:w16="http://schemas.microsoft.com/office/word/2018/wordml" xmlns:w16du="http://schemas.microsoft.com/office/word/2023/wordml/word16du" xmlns:w16sdtdh="http://schemas.microsoft.com/office/word/2020/wordml/sdtdatahash" xmlns:w16sdtfl="http://schemas.microsoft.com/office/word/2024/wordml/sdtformatlock" xmlns:w16se="http://schemas.microsoft.com/office/word/2015/wordml/symex" xmlns:wpg="http://schemas.microsoft.com/office/word/2010/wordprocessingGroup" xmlns:wpi="http://schemas.microsoft.com/office/word/2010/wordprocessingInk" xmlns:wne="http://schemas.microsoft.com/office/word/2006/wordml" xmlns:wps="http://schemas.microsoft.com/office/word/2010/wordprocessingShape" mc:Ignorable="w14 w15 w16se w16cid w16 w16cex w16sdtdh w16sdtfl w16du wp14">
   <w:p>
     <w:pPr>
       <w:pStyle w:val="Header"/>
@@ -11659,7 +11682,7 @@
 </file>
 
 <file path=word/numbering.xml><?xml version="1.0" encoding="utf-8"?>
-<w:numbering xmlns:wpc="http://schemas.microsoft.com/office/word/2010/wordprocessingCanvas" xmlns:cx="http://schemas.microsoft.com/office/drawing/2014/chartex" xmlns:cx1="http://schemas.microsoft.com/office/drawing/2015/9/8/chartex" xmlns:cx2="http://schemas.microsoft.com/office/drawing/2015/10/21/chartex" xmlns:cx3="http://schemas.microsoft.com/office/drawing/2016/5/9/chartex" xmlns:cx4="http://schemas.microsoft.com/office/drawing/2016/5/10/chartex" xmlns:cx5="http://schemas.microsoft.com/office/drawing/2016/5/11/chartex" xmlns:cx6="http://schemas.microsoft.com/office/drawing/2016/5/12/chartex" xmlns:cx7="http://schemas.microsoft.com/office/drawing/2016/5/13/chartex" xmlns:cx8="http://schemas.microsoft.com/office/drawing/2016/5/14/chartex" xmlns:mc="http://schemas.openxmlformats.org/markup-compatibility/2006" xmlns:aink="http://schemas.microsoft.com/office/drawing/2016/ink" xmlns:am3d="http://schemas.microsoft.com/office/drawing/2017/model3d" xmlns:o="urn:schemas-microsoft-com:office:office" xmlns:oel="http://schemas.microsoft.com/office/2019/extlst" xmlns:r="http://schemas.openxmlformats.org/officeDocument/2006/relationships" xmlns:m="http://schemas.openxmlformats.org/officeDocument/2006/math" xmlns:v="urn:schemas-microsoft-com:vml" xmlns:wp14="http://schemas.microsoft.com/office/word/2010/wordprocessingDrawing" xmlns:wp="http://schemas.openxmlformats.org/drawingml/2006/wordprocessingDrawing" xmlns:w10="urn:schemas-microsoft-com:office:word" xmlns:w="http://schemas.openxmlformats.org/wordprocessingml/2006/main" xmlns:w14="http://schemas.microsoft.com/office/word/2010/wordml" xmlns:w15="http://schemas.microsoft.com/office/word/2012/wordml" xmlns:w16cex="http://schemas.microsoft.com/office/word/2018/wordml/cex" xmlns:w16cid="http://schemas.microsoft.com/office/word/2016/wordml/cid" xmlns:w16="http://schemas.microsoft.com/office/word/2018/wordml" xmlns:w16du="http://schemas.microsoft.com/office/word/2023/wordml/word16du" xmlns:w16sdtdh="http://schemas.microsoft.com/office/word/2020/wordml/sdtdatahash" xmlns:w16sdtfl="http://schemas.microsoft.com/office/word/2024/wordml/sdtformatlock" xmlns:w16se="http://schemas.microsoft.com/office/word/2015/wordml/symex" xmlns:wpg="http://schemas.microsoft.com/office/word/2010/wordprocessingGroup" xmlns:wpi="http://schemas.microsoft.com/office/word/2010/wordprocessingInk" xmlns:wne="http://schemas.microsoft.com/office/word/2006/wordml" xmlns:wps="http://schemas.microsoft.com/office/word/2010/wordprocessingShape" mc:Ignorable="w14 w15 w16se w16cid w16 w16cex w16sdtdh w16sdtfl w16du wp14">
+<w:numbering xmlns:wpc="http://schemas.microsoft.com/office/word/2010/wordprocessingCanvas" xmlns:cx="http://schemas.microsoft.com/office/drawing/2014/chartex" xmlns:cx1="http://schemas.microsoft.com/office/drawing/2015/9/8/chartex" xmlns:cx2="http://schemas.microsoft.com/office/drawing/2015/10/21/chartex" xmlns:cx3="http://schemas.microsoft.com/office/drawing/2016/5/9/chartex" xmlns:cx4="http://schemas.microsoft.com/office/drawing/2016/5/10/chartex" xmlns:cx5="http://schemas.microsoft.com/office/drawing/2016/5/11/chartex" xmlns:cx6="http://schemas.microsoft.com/office/drawing/2016/5/12/chartex" xmlns:cx7="http://schemas.microsoft.com/office/drawing/2016/5/13/chartex" xmlns:cx8="http://schemas.microsoft.com/office/drawing/2016/5/14/chartex" xmlns:mc="http://schemas.openxmlformats.org/markup-compatibility/2006" xmlns:aink="http://schemas.microsoft.com/office/drawing/2016/ink" xmlns:am3d="http://schemas.microsoft.com/office/drawing/2017/model3d" xmlns:o="urn:schemas-microsoft-com:office:office" xmlns:oel="http://schemas.microsoft.com/office/2019/extlst" xmlns:r="http://schemas.openxmlformats.org/officeDocument/2006/relationships" xmlns:m="http://schemas.openxmlformats.org/officeDocument/2006/math" xmlns:v="urn:schemas-microsoft-com:vml" xmlns:wp14="http://schemas.microsoft.com/office/word/2010/wordprocessingDrawing" xmlns:wp="http://schemas.openxmlformats.org/drawingml/2006/wordprocessingDrawing" xmlns:w10="urn:schemas-microsoft-com:office:word" xmlns:w="http://schemas.openxmlformats.org/wordprocessingml/2006/main" xmlns:w14="http://schemas.microsoft.com/office/word/2010/wordml" xmlns:w15="http://schemas.microsoft.com/office/word/2012/wordml" xmlns:w16cei="http://schemas.microsoft.com/office/word/2026/wordml/cei" xmlns:w16cex="http://schemas.microsoft.com/office/word/2018/wordml/cex" xmlns:w16cid="http://schemas.microsoft.com/office/word/2016/wordml/cid" xmlns:w16="http://schemas.microsoft.com/office/word/2018/wordml" xmlns:w16du="http://schemas.microsoft.com/office/word/2023/wordml/word16du" xmlns:w16sdtdh="http://schemas.microsoft.com/office/word/2020/wordml/sdtdatahash" xmlns:w16sdtfl="http://schemas.microsoft.com/office/word/2024/wordml/sdtformatlock" xmlns:w16se="http://schemas.microsoft.com/office/word/2015/wordml/symex" xmlns:wpg="http://schemas.microsoft.com/office/word/2010/wordprocessingGroup" xmlns:wpi="http://schemas.microsoft.com/office/word/2010/wordprocessingInk" xmlns:wne="http://schemas.microsoft.com/office/word/2006/wordml" xmlns:wps="http://schemas.microsoft.com/office/word/2010/wordprocessingShape" mc:Ignorable="w14 w15 w16se w16cid w16 w16cex w16sdtdh w16sdtfl w16du wp14">
   <w:abstractNum w:abstractNumId="0" w15:restartNumberingAfterBreak="0">
     <w:nsid w:val="027E4848"/>
     <w:multiLevelType w:val="multilevel"/>
